--- a/AiSD/lab3/lab3.docx
+++ b/AiSD/lab3/lab3.docx
@@ -444,12 +444,21 @@
         </w:rPr>
         <w:t xml:space="preserve">КТН доцент </w:t>
       </w:r>
+      <w:proofErr w:type="spellStart"/>
       <w:r>
         <w:rPr>
           <w:sz w:val="26"/>
           <w:szCs w:val="26"/>
         </w:rPr>
-        <w:t xml:space="preserve">Дагаев А. В.    </w:t>
+        <w:t>Дагаев</w:t>
+      </w:r>
+      <w:proofErr w:type="spellEnd"/>
+      <w:r>
+        <w:rPr>
+          <w:sz w:val="26"/>
+          <w:szCs w:val="26"/>
+        </w:rPr>
+        <w:t xml:space="preserve"> А. В.    </w:t>
       </w:r>
       <w:r>
         <w:rPr>
@@ -1497,7 +1506,25 @@
           <w:sz w:val="28"/>
           <w:szCs w:val="28"/>
         </w:rPr>
-        <w:t xml:space="preserve"> Ниже приведены используемые библиотки и методы.</w:t>
+        <w:t xml:space="preserve"> Ниже приведены используемые библиот</w:t>
+      </w:r>
+      <w:r>
+        <w:rPr>
+          <w:rFonts w:ascii="Times New Roman" w:hAnsi="Times New Roman" w:cs="Times New Roman"/>
+          <w:color w:val="000000"/>
+          <w:sz w:val="28"/>
+          <w:szCs w:val="28"/>
+        </w:rPr>
+        <w:t>е</w:t>
+      </w:r>
+      <w:r>
+        <w:rPr>
+          <w:rFonts w:ascii="Times New Roman" w:hAnsi="Times New Roman" w:cs="Times New Roman"/>
+          <w:color w:val="000000"/>
+          <w:sz w:val="28"/>
+          <w:szCs w:val="28"/>
+        </w:rPr>
+        <w:t>ки и методы.</w:t>
       </w:r>
     </w:p>
     <w:p>
@@ -1585,7 +1612,67 @@
           <w:sz w:val="28"/>
           <w:szCs w:val="28"/>
         </w:rPr>
-        <w:t>&lt;iostream&gt; – для вывода данных в консоль (std::cout).</w:t>
+        <w:t>&lt;</w:t>
+      </w:r>
+      <w:proofErr w:type="spellStart"/>
+      <w:r>
+        <w:rPr>
+          <w:rFonts w:ascii="Times New Roman" w:hAnsi="Times New Roman" w:cs="Times New Roman"/>
+          <w:color w:val="000000"/>
+          <w:sz w:val="28"/>
+          <w:szCs w:val="28"/>
+        </w:rPr>
+        <w:t>iostream</w:t>
+      </w:r>
+      <w:proofErr w:type="spellEnd"/>
+      <w:r>
+        <w:rPr>
+          <w:rFonts w:ascii="Times New Roman" w:hAnsi="Times New Roman" w:cs="Times New Roman"/>
+          <w:color w:val="000000"/>
+          <w:sz w:val="28"/>
+          <w:szCs w:val="28"/>
+        </w:rPr>
+        <w:t>&gt; – для вывода данных в консоль (</w:t>
+      </w:r>
+      <w:proofErr w:type="spellStart"/>
+      <w:r>
+        <w:rPr>
+          <w:rFonts w:ascii="Times New Roman" w:hAnsi="Times New Roman" w:cs="Times New Roman"/>
+          <w:color w:val="000000"/>
+          <w:sz w:val="28"/>
+          <w:szCs w:val="28"/>
+        </w:rPr>
+        <w:t>std</w:t>
+      </w:r>
+      <w:proofErr w:type="spellEnd"/>
+      <w:r>
+        <w:rPr>
+          <w:rFonts w:ascii="Times New Roman" w:hAnsi="Times New Roman" w:cs="Times New Roman"/>
+          <w:color w:val="000000"/>
+          <w:sz w:val="28"/>
+          <w:szCs w:val="28"/>
+        </w:rPr>
+        <w:t>::</w:t>
+      </w:r>
+      <w:proofErr w:type="spellStart"/>
+      <w:r>
+        <w:rPr>
+          <w:rFonts w:ascii="Times New Roman" w:hAnsi="Times New Roman" w:cs="Times New Roman"/>
+          <w:color w:val="000000"/>
+          <w:sz w:val="28"/>
+          <w:szCs w:val="28"/>
+        </w:rPr>
+        <w:t>cout</w:t>
+      </w:r>
+      <w:proofErr w:type="spellEnd"/>
+      <w:r>
+        <w:rPr>
+          <w:rFonts w:ascii="Times New Roman" w:hAnsi="Times New Roman" w:cs="Times New Roman"/>
+          <w:color w:val="000000"/>
+          <w:sz w:val="28"/>
+          <w:szCs w:val="28"/>
+        </w:rPr>
+        <w:t>).</w:t>
       </w:r>
     </w:p>
     <w:p>
@@ -1629,7 +1716,107 @@
           <w:sz w:val="28"/>
           <w:szCs w:val="28"/>
         </w:rPr>
-        <w:t>&lt;cmath&gt; – для математических операций (std::fabs, std::sqrt).</w:t>
+        <w:t>&lt;</w:t>
+      </w:r>
+      <w:proofErr w:type="spellStart"/>
+      <w:r>
+        <w:rPr>
+          <w:rFonts w:ascii="Times New Roman" w:hAnsi="Times New Roman" w:cs="Times New Roman"/>
+          <w:color w:val="000000"/>
+          <w:sz w:val="28"/>
+          <w:szCs w:val="28"/>
+        </w:rPr>
+        <w:t>cmath</w:t>
+      </w:r>
+      <w:proofErr w:type="spellEnd"/>
+      <w:r>
+        <w:rPr>
+          <w:rFonts w:ascii="Times New Roman" w:hAnsi="Times New Roman" w:cs="Times New Roman"/>
+          <w:color w:val="000000"/>
+          <w:sz w:val="28"/>
+          <w:szCs w:val="28"/>
+        </w:rPr>
+        <w:t>&gt; – для математических операций (</w:t>
+      </w:r>
+      <w:proofErr w:type="spellStart"/>
+      <w:r>
+        <w:rPr>
+          <w:rFonts w:ascii="Times New Roman" w:hAnsi="Times New Roman" w:cs="Times New Roman"/>
+          <w:color w:val="000000"/>
+          <w:sz w:val="28"/>
+          <w:szCs w:val="28"/>
+        </w:rPr>
+        <w:t>std</w:t>
+      </w:r>
+      <w:proofErr w:type="spellEnd"/>
+      <w:r>
+        <w:rPr>
+          <w:rFonts w:ascii="Times New Roman" w:hAnsi="Times New Roman" w:cs="Times New Roman"/>
+          <w:color w:val="000000"/>
+          <w:sz w:val="28"/>
+          <w:szCs w:val="28"/>
+        </w:rPr>
+        <w:t>::</w:t>
+      </w:r>
+      <w:proofErr w:type="spellStart"/>
+      <w:r>
+        <w:rPr>
+          <w:rFonts w:ascii="Times New Roman" w:hAnsi="Times New Roman" w:cs="Times New Roman"/>
+          <w:color w:val="000000"/>
+          <w:sz w:val="28"/>
+          <w:szCs w:val="28"/>
+        </w:rPr>
+        <w:t>fabs</w:t>
+      </w:r>
+      <w:proofErr w:type="spellEnd"/>
+      <w:r>
+        <w:rPr>
+          <w:rFonts w:ascii="Times New Roman" w:hAnsi="Times New Roman" w:cs="Times New Roman"/>
+          <w:color w:val="000000"/>
+          <w:sz w:val="28"/>
+          <w:szCs w:val="28"/>
+        </w:rPr>
+        <w:t xml:space="preserve">, </w:t>
+      </w:r>
+      <w:proofErr w:type="spellStart"/>
+      <w:r>
+        <w:rPr>
+          <w:rFonts w:ascii="Times New Roman" w:hAnsi="Times New Roman" w:cs="Times New Roman"/>
+          <w:color w:val="000000"/>
+          <w:sz w:val="28"/>
+          <w:szCs w:val="28"/>
+        </w:rPr>
+        <w:t>std</w:t>
+      </w:r>
+      <w:proofErr w:type="spellEnd"/>
+      <w:r>
+        <w:rPr>
+          <w:rFonts w:ascii="Times New Roman" w:hAnsi="Times New Roman" w:cs="Times New Roman"/>
+          <w:color w:val="000000"/>
+          <w:sz w:val="28"/>
+          <w:szCs w:val="28"/>
+        </w:rPr>
+        <w:t>::</w:t>
+      </w:r>
+      <w:proofErr w:type="spellStart"/>
+      <w:r>
+        <w:rPr>
+          <w:rFonts w:ascii="Times New Roman" w:hAnsi="Times New Roman" w:cs="Times New Roman"/>
+          <w:color w:val="000000"/>
+          <w:sz w:val="28"/>
+          <w:szCs w:val="28"/>
+        </w:rPr>
+        <w:t>sqrt</w:t>
+      </w:r>
+      <w:proofErr w:type="spellEnd"/>
+      <w:r>
+        <w:rPr>
+          <w:rFonts w:ascii="Times New Roman" w:hAnsi="Times New Roman" w:cs="Times New Roman"/>
+          <w:color w:val="000000"/>
+          <w:sz w:val="28"/>
+          <w:szCs w:val="28"/>
+        </w:rPr>
+        <w:t>).</w:t>
       </w:r>
     </w:p>
     <w:p>
@@ -1673,7 +1860,107 @@
           <w:sz w:val="28"/>
           <w:szCs w:val="28"/>
         </w:rPr>
-        <w:t>&lt;chrono&gt; – для измерения времени выполнения (std::chrono::high_resolution_clock, duration).</w:t>
+        <w:t>&lt;</w:t>
+      </w:r>
+      <w:proofErr w:type="spellStart"/>
+      <w:r>
+        <w:rPr>
+          <w:rFonts w:ascii="Times New Roman" w:hAnsi="Times New Roman" w:cs="Times New Roman"/>
+          <w:color w:val="000000"/>
+          <w:sz w:val="28"/>
+          <w:szCs w:val="28"/>
+        </w:rPr>
+        <w:t>chrono</w:t>
+      </w:r>
+      <w:proofErr w:type="spellEnd"/>
+      <w:r>
+        <w:rPr>
+          <w:rFonts w:ascii="Times New Roman" w:hAnsi="Times New Roman" w:cs="Times New Roman"/>
+          <w:color w:val="000000"/>
+          <w:sz w:val="28"/>
+          <w:szCs w:val="28"/>
+        </w:rPr>
+        <w:t>&gt; – для измерения времени выполнения (</w:t>
+      </w:r>
+      <w:proofErr w:type="spellStart"/>
+      <w:r>
+        <w:rPr>
+          <w:rFonts w:ascii="Times New Roman" w:hAnsi="Times New Roman" w:cs="Times New Roman"/>
+          <w:color w:val="000000"/>
+          <w:sz w:val="28"/>
+          <w:szCs w:val="28"/>
+        </w:rPr>
+        <w:t>std</w:t>
+      </w:r>
+      <w:proofErr w:type="spellEnd"/>
+      <w:r>
+        <w:rPr>
+          <w:rFonts w:ascii="Times New Roman" w:hAnsi="Times New Roman" w:cs="Times New Roman"/>
+          <w:color w:val="000000"/>
+          <w:sz w:val="28"/>
+          <w:szCs w:val="28"/>
+        </w:rPr>
+        <w:t>::</w:t>
+      </w:r>
+      <w:proofErr w:type="spellStart"/>
+      <w:r>
+        <w:rPr>
+          <w:rFonts w:ascii="Times New Roman" w:hAnsi="Times New Roman" w:cs="Times New Roman"/>
+          <w:color w:val="000000"/>
+          <w:sz w:val="28"/>
+          <w:szCs w:val="28"/>
+        </w:rPr>
+        <w:t>chrono</w:t>
+      </w:r>
+      <w:proofErr w:type="spellEnd"/>
+      <w:r>
+        <w:rPr>
+          <w:rFonts w:ascii="Times New Roman" w:hAnsi="Times New Roman" w:cs="Times New Roman"/>
+          <w:color w:val="000000"/>
+          <w:sz w:val="28"/>
+          <w:szCs w:val="28"/>
+        </w:rPr>
+        <w:t>::</w:t>
+      </w:r>
+      <w:proofErr w:type="spellStart"/>
+      <w:r>
+        <w:rPr>
+          <w:rFonts w:ascii="Times New Roman" w:hAnsi="Times New Roman" w:cs="Times New Roman"/>
+          <w:color w:val="000000"/>
+          <w:sz w:val="28"/>
+          <w:szCs w:val="28"/>
+        </w:rPr>
+        <w:t>high_resolution_clock</w:t>
+      </w:r>
+      <w:proofErr w:type="spellEnd"/>
+      <w:r>
+        <w:rPr>
+          <w:rFonts w:ascii="Times New Roman" w:hAnsi="Times New Roman" w:cs="Times New Roman"/>
+          <w:color w:val="000000"/>
+          <w:sz w:val="28"/>
+          <w:szCs w:val="28"/>
+        </w:rPr>
+        <w:t xml:space="preserve">, </w:t>
+      </w:r>
+      <w:proofErr w:type="spellStart"/>
+      <w:r>
+        <w:rPr>
+          <w:rFonts w:ascii="Times New Roman" w:hAnsi="Times New Roman" w:cs="Times New Roman"/>
+          <w:color w:val="000000"/>
+          <w:sz w:val="28"/>
+          <w:szCs w:val="28"/>
+        </w:rPr>
+        <w:t>duration</w:t>
+      </w:r>
+      <w:proofErr w:type="spellEnd"/>
+      <w:r>
+        <w:rPr>
+          <w:rFonts w:ascii="Times New Roman" w:hAnsi="Times New Roman" w:cs="Times New Roman"/>
+          <w:color w:val="000000"/>
+          <w:sz w:val="28"/>
+          <w:szCs w:val="28"/>
+        </w:rPr>
+        <w:t>).</w:t>
       </w:r>
     </w:p>
     <w:p>
@@ -1717,7 +2004,27 @@
           <w:sz w:val="28"/>
           <w:szCs w:val="28"/>
         </w:rPr>
-        <w:t>&lt;vector&gt; – для хранения массива значений точности.</w:t>
+        <w:t>&lt;</w:t>
+      </w:r>
+      <w:proofErr w:type="spellStart"/>
+      <w:r>
+        <w:rPr>
+          <w:rFonts w:ascii="Times New Roman" w:hAnsi="Times New Roman" w:cs="Times New Roman"/>
+          <w:color w:val="000000"/>
+          <w:sz w:val="28"/>
+          <w:szCs w:val="28"/>
+        </w:rPr>
+        <w:t>vector</w:t>
+      </w:r>
+      <w:proofErr w:type="spellEnd"/>
+      <w:r>
+        <w:rPr>
+          <w:rFonts w:ascii="Times New Roman" w:hAnsi="Times New Roman" w:cs="Times New Roman"/>
+          <w:color w:val="000000"/>
+          <w:sz w:val="28"/>
+          <w:szCs w:val="28"/>
+        </w:rPr>
+        <w:t>&gt; – для хранения массива значений точности.</w:t>
       </w:r>
     </w:p>
     <w:p>
@@ -1761,7 +2068,67 @@
           <w:sz w:val="28"/>
           <w:szCs w:val="28"/>
         </w:rPr>
-        <w:t>&lt;functional&gt; – для работы с функциями (std::function).</w:t>
+        <w:t>&lt;</w:t>
+      </w:r>
+      <w:proofErr w:type="spellStart"/>
+      <w:r>
+        <w:rPr>
+          <w:rFonts w:ascii="Times New Roman" w:hAnsi="Times New Roman" w:cs="Times New Roman"/>
+          <w:color w:val="000000"/>
+          <w:sz w:val="28"/>
+          <w:szCs w:val="28"/>
+        </w:rPr>
+        <w:t>functional</w:t>
+      </w:r>
+      <w:proofErr w:type="spellEnd"/>
+      <w:r>
+        <w:rPr>
+          <w:rFonts w:ascii="Times New Roman" w:hAnsi="Times New Roman" w:cs="Times New Roman"/>
+          <w:color w:val="000000"/>
+          <w:sz w:val="28"/>
+          <w:szCs w:val="28"/>
+        </w:rPr>
+        <w:t>&gt; – для работы с функциями (</w:t>
+      </w:r>
+      <w:proofErr w:type="spellStart"/>
+      <w:r>
+        <w:rPr>
+          <w:rFonts w:ascii="Times New Roman" w:hAnsi="Times New Roman" w:cs="Times New Roman"/>
+          <w:color w:val="000000"/>
+          <w:sz w:val="28"/>
+          <w:szCs w:val="28"/>
+        </w:rPr>
+        <w:t>std</w:t>
+      </w:r>
+      <w:proofErr w:type="spellEnd"/>
+      <w:r>
+        <w:rPr>
+          <w:rFonts w:ascii="Times New Roman" w:hAnsi="Times New Roman" w:cs="Times New Roman"/>
+          <w:color w:val="000000"/>
+          <w:sz w:val="28"/>
+          <w:szCs w:val="28"/>
+        </w:rPr>
+        <w:t>::</w:t>
+      </w:r>
+      <w:proofErr w:type="spellStart"/>
+      <w:r>
+        <w:rPr>
+          <w:rFonts w:ascii="Times New Roman" w:hAnsi="Times New Roman" w:cs="Times New Roman"/>
+          <w:color w:val="000000"/>
+          <w:sz w:val="28"/>
+          <w:szCs w:val="28"/>
+        </w:rPr>
+        <w:t>function</w:t>
+      </w:r>
+      <w:proofErr w:type="spellEnd"/>
+      <w:r>
+        <w:rPr>
+          <w:rFonts w:ascii="Times New Roman" w:hAnsi="Times New Roman" w:cs="Times New Roman"/>
+          <w:color w:val="000000"/>
+          <w:sz w:val="28"/>
+          <w:szCs w:val="28"/>
+        </w:rPr>
+        <w:t>).</w:t>
       </w:r>
     </w:p>
     <w:p>
@@ -1849,7 +2216,27 @@
           <w:sz w:val="28"/>
           <w:szCs w:val="28"/>
         </w:rPr>
-        <w:t>Метод дихотомии (Dichotomy)</w:t>
+        <w:t>Метод дихотомии (</w:t>
+      </w:r>
+      <w:proofErr w:type="spellStart"/>
+      <w:r>
+        <w:rPr>
+          <w:rFonts w:ascii="Times New Roman" w:hAnsi="Times New Roman" w:cs="Times New Roman"/>
+          <w:color w:val="000000"/>
+          <w:sz w:val="28"/>
+          <w:szCs w:val="28"/>
+        </w:rPr>
+        <w:t>Dichotomy</w:t>
+      </w:r>
+      <w:proofErr w:type="spellEnd"/>
+      <w:r>
+        <w:rPr>
+          <w:rFonts w:ascii="Times New Roman" w:hAnsi="Times New Roman" w:cs="Times New Roman"/>
+          <w:color w:val="000000"/>
+          <w:sz w:val="28"/>
+          <w:szCs w:val="28"/>
+        </w:rPr>
+        <w:t>)</w:t>
       </w:r>
     </w:p>
     <w:p>
@@ -1938,7 +2325,27 @@
           <w:sz w:val="28"/>
           <w:szCs w:val="28"/>
         </w:rPr>
-        <w:t>Метод золотого сечения (GoldenSection)</w:t>
+        <w:t>Метод золотого сечения (</w:t>
+      </w:r>
+      <w:proofErr w:type="spellStart"/>
+      <w:r>
+        <w:rPr>
+          <w:rFonts w:ascii="Times New Roman" w:hAnsi="Times New Roman" w:cs="Times New Roman"/>
+          <w:color w:val="000000"/>
+          <w:sz w:val="28"/>
+          <w:szCs w:val="28"/>
+        </w:rPr>
+        <w:t>GoldenSection</w:t>
+      </w:r>
+      <w:proofErr w:type="spellEnd"/>
+      <w:r>
+        <w:rPr>
+          <w:rFonts w:ascii="Times New Roman" w:hAnsi="Times New Roman" w:cs="Times New Roman"/>
+          <w:color w:val="000000"/>
+          <w:sz w:val="28"/>
+          <w:szCs w:val="28"/>
+        </w:rPr>
+        <w:t>)</w:t>
       </w:r>
     </w:p>
     <w:p>
@@ -2027,7 +2434,27 @@
           <w:sz w:val="28"/>
           <w:szCs w:val="28"/>
         </w:rPr>
-        <w:t>Метод градиентного спуска (GradientDescent)</w:t>
+        <w:t>Метод градиентного спуска (</w:t>
+      </w:r>
+      <w:proofErr w:type="spellStart"/>
+      <w:r>
+        <w:rPr>
+          <w:rFonts w:ascii="Times New Roman" w:hAnsi="Times New Roman" w:cs="Times New Roman"/>
+          <w:color w:val="000000"/>
+          <w:sz w:val="28"/>
+          <w:szCs w:val="28"/>
+        </w:rPr>
+        <w:t>GradientDescent</w:t>
+      </w:r>
+      <w:proofErr w:type="spellEnd"/>
+      <w:r>
+        <w:rPr>
+          <w:rFonts w:ascii="Times New Roman" w:hAnsi="Times New Roman" w:cs="Times New Roman"/>
+          <w:color w:val="000000"/>
+          <w:sz w:val="28"/>
+          <w:szCs w:val="28"/>
+        </w:rPr>
+        <w:t>)</w:t>
       </w:r>
     </w:p>
     <w:p>
@@ -2184,7 +2611,73 @@
           <w:szCs w:val="28"/>
           <w:lang w:val="en-US"/>
         </w:rPr>
-        <w:t xml:space="preserve"> (CheckDichotomy, CheckGoldenSection, CheckGradientDescent)</w:t>
+        <w:t xml:space="preserve"> (</w:t>
+      </w:r>
+      <w:proofErr w:type="spellStart"/>
+      <w:r>
+        <w:rPr>
+          <w:rFonts w:ascii="Times New Roman" w:hAnsi="Times New Roman" w:cs="Times New Roman"/>
+          <w:color w:val="000000"/>
+          <w:sz w:val="28"/>
+          <w:szCs w:val="28"/>
+          <w:lang w:val="en-US"/>
+        </w:rPr>
+        <w:t>CheckDichotomy</w:t>
+      </w:r>
+      <w:proofErr w:type="spellEnd"/>
+      <w:r>
+        <w:rPr>
+          <w:rFonts w:ascii="Times New Roman" w:hAnsi="Times New Roman" w:cs="Times New Roman"/>
+          <w:color w:val="000000"/>
+          <w:sz w:val="28"/>
+          <w:szCs w:val="28"/>
+          <w:lang w:val="en-US"/>
+        </w:rPr>
+        <w:t xml:space="preserve">, </w:t>
+      </w:r>
+      <w:proofErr w:type="spellStart"/>
+      <w:r>
+        <w:rPr>
+          <w:rFonts w:ascii="Times New Roman" w:hAnsi="Times New Roman" w:cs="Times New Roman"/>
+          <w:color w:val="000000"/>
+          <w:sz w:val="28"/>
+          <w:szCs w:val="28"/>
+          <w:lang w:val="en-US"/>
+        </w:rPr>
+        <w:t>CheckGoldenSection</w:t>
+      </w:r>
+      <w:proofErr w:type="spellEnd"/>
+      <w:r>
+        <w:rPr>
+          <w:rFonts w:ascii="Times New Roman" w:hAnsi="Times New Roman" w:cs="Times New Roman"/>
+          <w:color w:val="000000"/>
+          <w:sz w:val="28"/>
+          <w:szCs w:val="28"/>
+          <w:lang w:val="en-US"/>
+        </w:rPr>
+        <w:t xml:space="preserve">, </w:t>
+      </w:r>
+      <w:proofErr w:type="spellStart"/>
+      <w:r>
+        <w:rPr>
+          <w:rFonts w:ascii="Times New Roman" w:hAnsi="Times New Roman" w:cs="Times New Roman"/>
+          <w:color w:val="000000"/>
+          <w:sz w:val="28"/>
+          <w:szCs w:val="28"/>
+          <w:lang w:val="en-US"/>
+        </w:rPr>
+        <w:t>CheckGradientDescent</w:t>
+      </w:r>
+      <w:proofErr w:type="spellEnd"/>
+      <w:r>
+        <w:rPr>
+          <w:rFonts w:ascii="Times New Roman" w:hAnsi="Times New Roman" w:cs="Times New Roman"/>
+          <w:color w:val="000000"/>
+          <w:sz w:val="28"/>
+          <w:szCs w:val="28"/>
+          <w:lang w:val="en-US"/>
+        </w:rPr>
+        <w:t>)</w:t>
       </w:r>
     </w:p>
     <w:p>
@@ -3023,7 +3516,27 @@
           <w:sz w:val="28"/>
           <w:szCs w:val="28"/>
         </w:rPr>
-        <w:t xml:space="preserve">Метод золотого сечения представляет собой усовершенствованную версию дихотомии, в которой используется коэффициент золотого сечения (~1.618) для более эффективного уменьшения области поиска. В отличие от дихотомии, данный метод позволяет переиспользовать одну из точек на следующем шаге, что снижает количество вычислений функции. На каждом этапе отрезок делится в пропорции золотого сечения, после чего сравниваются значения функции в выбранных точках, и менее перспективная часть интервала исключается. </w:t>
+        <w:t xml:space="preserve">Метод золотого сечения представляет собой усовершенствованную версию дихотомии, в которой используется коэффициент золотого сечения (~1.618) для более эффективного уменьшения области поиска. В отличие от дихотомии, данный метод позволяет </w:t>
+      </w:r>
+      <w:proofErr w:type="spellStart"/>
+      <w:r>
+        <w:rPr>
+          <w:rFonts w:ascii="Times New Roman" w:hAnsi="Times New Roman" w:cs="Times New Roman"/>
+          <w:color w:val="000000"/>
+          <w:sz w:val="28"/>
+          <w:szCs w:val="28"/>
+        </w:rPr>
+        <w:t>переиспользовать</w:t>
+      </w:r>
+      <w:proofErr w:type="spellEnd"/>
+      <w:r>
+        <w:rPr>
+          <w:rFonts w:ascii="Times New Roman" w:hAnsi="Times New Roman" w:cs="Times New Roman"/>
+          <w:color w:val="000000"/>
+          <w:sz w:val="28"/>
+          <w:szCs w:val="28"/>
+        </w:rPr>
+        <w:t xml:space="preserve"> одну из точек на следующем шаге, что снижает количество вычислений функции. На каждом этапе отрезок делится в пропорции золотого сечения, после чего сравниваются значения функции в выбранных точках, и менее перспективная часть интервала исключается. </w:t>
       </w:r>
     </w:p>
     <w:p>
@@ -3860,6 +4373,7 @@
         </w:rPr>
         <w:t xml:space="preserve">де </w:t>
       </w:r>
+      <w:proofErr w:type="spellStart"/>
       <w:r>
         <w:rPr>
           <w:rFonts w:ascii="Times New Roman" w:hAnsi="Times New Roman" w:cs="Times New Roman"/>
@@ -3870,6 +4384,7 @@
         </w:rPr>
         <w:t>xn</w:t>
       </w:r>
+      <w:proofErr w:type="spellEnd"/>
       <w:r>
         <w:rPr>
           <w:rFonts w:ascii="Times New Roman" w:hAnsi="Times New Roman" w:cs="Times New Roman"/>
@@ -3940,7 +4455,27 @@
           <w:sz w:val="28"/>
           <w:szCs w:val="28"/>
         </w:rPr>
-        <w:t xml:space="preserve"> – коэфф. шага </w:t>
+        <w:t xml:space="preserve"> – </w:t>
+      </w:r>
+      <w:proofErr w:type="spellStart"/>
+      <w:r>
+        <w:rPr>
+          <w:rFonts w:ascii="Times New Roman" w:hAnsi="Times New Roman" w:cs="Times New Roman"/>
+          <w:color w:val="000000"/>
+          <w:sz w:val="28"/>
+          <w:szCs w:val="28"/>
+        </w:rPr>
+        <w:t>коэфф</w:t>
+      </w:r>
+      <w:proofErr w:type="spellEnd"/>
+      <w:r>
+        <w:rPr>
+          <w:rFonts w:ascii="Times New Roman" w:hAnsi="Times New Roman" w:cs="Times New Roman"/>
+          <w:color w:val="000000"/>
+          <w:sz w:val="28"/>
+          <w:szCs w:val="28"/>
+        </w:rPr>
+        <w:t xml:space="preserve">. шага </w:t>
       </w:r>
     </w:p>
     <w:p>
@@ -4693,6 +5228,7 @@
         </w:rPr>
         <w:t xml:space="preserve"> </w:t>
       </w:r>
+      <w:proofErr w:type="spellStart"/>
       <w:r>
         <w:rPr>
           <w:rFonts w:ascii="Times New Roman" w:hAnsi="Times New Roman" w:cs="Times New Roman"/>
@@ -4703,6 +5239,7 @@
         </w:rPr>
         <w:t>xm</w:t>
       </w:r>
+      <w:proofErr w:type="spellEnd"/>
       <w:r>
         <w:rPr>
           <w:rFonts w:ascii="Times New Roman" w:hAnsi="Times New Roman" w:cs="Times New Roman"/>
@@ -4843,6 +5380,7 @@
         </w:rPr>
         <w:t xml:space="preserve"> </w:t>
       </w:r>
+      <w:proofErr w:type="spellStart"/>
       <w:r>
         <w:rPr>
           <w:rFonts w:ascii="Times New Roman" w:hAnsi="Times New Roman" w:cs="Times New Roman"/>
@@ -4853,6 +5391,7 @@
         </w:rPr>
         <w:t>xm</w:t>
       </w:r>
+      <w:proofErr w:type="spellEnd"/>
       <w:r>
         <w:rPr>
           <w:rFonts w:ascii="Times New Roman" w:hAnsi="Times New Roman" w:cs="Times New Roman"/>
@@ -5332,6 +5871,7 @@
           <w:lang w:val="en-US"/>
         </w:rPr>
       </w:pPr>
+      <w:proofErr w:type="spellStart"/>
       <w:r>
         <w:rPr>
           <w:rFonts w:ascii="Times New Roman" w:hAnsi="Times New Roman" w:cs="Times New Roman"/>
@@ -5352,6 +5892,7 @@
         </w:rPr>
         <w:t>m</w:t>
       </w:r>
+      <w:proofErr w:type="spellEnd"/>
       <w:r>
         <w:rPr>
           <w:rFonts w:ascii="Times New Roman" w:hAnsi="Times New Roman" w:cs="Times New Roman"/>
@@ -5972,6 +6513,7 @@
           <w:szCs w:val="28"/>
         </w:rPr>
       </w:pPr>
+      <w:proofErr w:type="spellStart"/>
       <w:r>
         <w:rPr>
           <w:rFonts w:ascii="Times New Roman" w:hAnsi="Times New Roman" w:cs="Times New Roman"/>
@@ -5992,6 +6534,7 @@
         </w:rPr>
         <w:t>min</w:t>
       </w:r>
+      <w:proofErr w:type="spellEnd"/>
       <w:r>
         <w:rPr>
           <w:rFonts w:ascii="Times New Roman" w:hAnsi="Times New Roman" w:cs="Times New Roman"/>
@@ -7289,7 +7832,27 @@
           <w:sz w:val="28"/>
           <w:szCs w:val="28"/>
         </w:rPr>
-        <w:t>Следующие итерации продолжают сужение интервала с переиспользованием точек. В итоге</w:t>
+        <w:t xml:space="preserve">Следующие итерации продолжают сужение интервала с </w:t>
+      </w:r>
+      <w:proofErr w:type="spellStart"/>
+      <w:r>
+        <w:rPr>
+          <w:rFonts w:ascii="Times New Roman" w:hAnsi="Times New Roman" w:cs="Times New Roman"/>
+          <w:color w:val="000000"/>
+          <w:sz w:val="28"/>
+          <w:szCs w:val="28"/>
+        </w:rPr>
+        <w:t>переиспользованием</w:t>
+      </w:r>
+      <w:proofErr w:type="spellEnd"/>
+      <w:r>
+        <w:rPr>
+          <w:rFonts w:ascii="Times New Roman" w:hAnsi="Times New Roman" w:cs="Times New Roman"/>
+          <w:color w:val="000000"/>
+          <w:sz w:val="28"/>
+          <w:szCs w:val="28"/>
+        </w:rPr>
+        <w:t xml:space="preserve"> точек. В итоге</w:t>
       </w:r>
       <w:r>
         <w:rPr>
@@ -7369,6 +7932,7 @@
         </w:rPr>
         <w:t>x</w:t>
       </w:r>
+      <w:proofErr w:type="spellStart"/>
       <w:r>
         <w:rPr>
           <w:rFonts w:ascii="Times New Roman" w:hAnsi="Times New Roman" w:cs="Times New Roman"/>
@@ -7378,6 +7942,7 @@
         </w:rPr>
         <w:t>min</w:t>
       </w:r>
+      <w:proofErr w:type="spellEnd"/>
       <w:r>
         <w:rPr>
           <w:rFonts w:ascii="Times New Roman" w:hAnsi="Times New Roman" w:cs="Times New Roman"/>
@@ -8619,6 +9184,7 @@
         </w:rPr>
         <w:t>x</w:t>
       </w:r>
+      <w:proofErr w:type="spellStart"/>
       <w:r>
         <w:rPr>
           <w:rFonts w:ascii="Times New Roman" w:hAnsi="Times New Roman" w:cs="Times New Roman"/>
@@ -8628,6 +9194,7 @@
         </w:rPr>
         <w:t>min</w:t>
       </w:r>
+      <w:proofErr w:type="spellEnd"/>
       <w:r>
         <w:rPr>
           <w:rFonts w:ascii="Times New Roman" w:hAnsi="Times New Roman" w:cs="Times New Roman"/>
@@ -12393,7 +12960,33 @@
           <w:lang w:val="en-US" w:eastAsia="en-US"/>
           <w14:ligatures w14:val="standardContextual"/>
         </w:rPr>
-        <w:t>&lt;cmath&gt;</w:t>
+        <w:t>&lt;</w:t>
+      </w:r>
+      <w:proofErr w:type="spellStart"/>
+      <w:r>
+        <w:rPr>
+          <w:rFonts w:ascii="Cascadia Mono" w:eastAsiaTheme="minorHAnsi" w:hAnsi="Cascadia Mono" w:cs="Cascadia Mono"/>
+          <w:color w:val="A31515"/>
+          <w:sz w:val="19"/>
+          <w:szCs w:val="19"/>
+          <w:highlight w:val="white"/>
+          <w:lang w:val="en-US" w:eastAsia="en-US"/>
+          <w14:ligatures w14:val="standardContextual"/>
+        </w:rPr>
+        <w:t>cmath</w:t>
+      </w:r>
+      <w:proofErr w:type="spellEnd"/>
+      <w:r>
+        <w:rPr>
+          <w:rFonts w:ascii="Cascadia Mono" w:eastAsiaTheme="minorHAnsi" w:hAnsi="Cascadia Mono" w:cs="Cascadia Mono"/>
+          <w:color w:val="A31515"/>
+          <w:sz w:val="19"/>
+          <w:szCs w:val="19"/>
+          <w:highlight w:val="white"/>
+          <w:lang w:val="en-US" w:eastAsia="en-US"/>
+          <w14:ligatures w14:val="standardContextual"/>
+        </w:rPr>
+        <w:t>&gt;</w:t>
       </w:r>
     </w:p>
     <w:p>
@@ -13175,7 +13768,33 @@
           <w:lang w:val="en-US" w:eastAsia="en-US"/>
           <w14:ligatures w14:val="standardContextual"/>
         </w:rPr>
-        <w:t xml:space="preserve"> xm = (</w:t>
+        <w:t xml:space="preserve"> </w:t>
+      </w:r>
+      <w:proofErr w:type="spellStart"/>
+      <w:r>
+        <w:rPr>
+          <w:rFonts w:ascii="Cascadia Mono" w:eastAsiaTheme="minorHAnsi" w:hAnsi="Cascadia Mono" w:cs="Cascadia Mono"/>
+          <w:color w:val="000000"/>
+          <w:sz w:val="19"/>
+          <w:szCs w:val="19"/>
+          <w:highlight w:val="white"/>
+          <w:lang w:val="en-US" w:eastAsia="en-US"/>
+          <w14:ligatures w14:val="standardContextual"/>
+        </w:rPr>
+        <w:t>xm</w:t>
+      </w:r>
+      <w:proofErr w:type="spellEnd"/>
+      <w:r>
+        <w:rPr>
+          <w:rFonts w:ascii="Cascadia Mono" w:eastAsiaTheme="minorHAnsi" w:hAnsi="Cascadia Mono" w:cs="Cascadia Mono"/>
+          <w:color w:val="000000"/>
+          <w:sz w:val="19"/>
+          <w:szCs w:val="19"/>
+          <w:highlight w:val="white"/>
+          <w:lang w:val="en-US" w:eastAsia="en-US"/>
+          <w14:ligatures w14:val="standardContextual"/>
+        </w:rPr>
+        <w:t xml:space="preserve"> = (</w:t>
       </w:r>
       <w:r>
         <w:rPr>
@@ -13276,7 +13895,33 @@
           <w:lang w:val="en-US" w:eastAsia="en-US"/>
           <w14:ligatures w14:val="standardContextual"/>
         </w:rPr>
-        <w:t xml:space="preserve"> x1 = xm - </w:t>
+        <w:t xml:space="preserve"> x1 = </w:t>
+      </w:r>
+      <w:proofErr w:type="spellStart"/>
+      <w:r>
+        <w:rPr>
+          <w:rFonts w:ascii="Cascadia Mono" w:eastAsiaTheme="minorHAnsi" w:hAnsi="Cascadia Mono" w:cs="Cascadia Mono"/>
+          <w:color w:val="000000"/>
+          <w:sz w:val="19"/>
+          <w:szCs w:val="19"/>
+          <w:highlight w:val="white"/>
+          <w:lang w:val="en-US" w:eastAsia="en-US"/>
+          <w14:ligatures w14:val="standardContextual"/>
+        </w:rPr>
+        <w:t>xm</w:t>
+      </w:r>
+      <w:proofErr w:type="spellEnd"/>
+      <w:r>
+        <w:rPr>
+          <w:rFonts w:ascii="Cascadia Mono" w:eastAsiaTheme="minorHAnsi" w:hAnsi="Cascadia Mono" w:cs="Cascadia Mono"/>
+          <w:color w:val="000000"/>
+          <w:sz w:val="19"/>
+          <w:szCs w:val="19"/>
+          <w:highlight w:val="white"/>
+          <w:lang w:val="en-US" w:eastAsia="en-US"/>
+          <w14:ligatures w14:val="standardContextual"/>
+        </w:rPr>
+        <w:t xml:space="preserve"> - </w:t>
       </w:r>
       <w:r>
         <w:rPr>
@@ -13353,7 +13998,33 @@
           <w:lang w:val="en-US" w:eastAsia="en-US"/>
           <w14:ligatures w14:val="standardContextual"/>
         </w:rPr>
-        <w:t xml:space="preserve"> x2 = xm + </w:t>
+        <w:t xml:space="preserve"> x2 = </w:t>
+      </w:r>
+      <w:proofErr w:type="spellStart"/>
+      <w:r>
+        <w:rPr>
+          <w:rFonts w:ascii="Cascadia Mono" w:eastAsiaTheme="minorHAnsi" w:hAnsi="Cascadia Mono" w:cs="Cascadia Mono"/>
+          <w:color w:val="000000"/>
+          <w:sz w:val="19"/>
+          <w:szCs w:val="19"/>
+          <w:highlight w:val="white"/>
+          <w:lang w:val="en-US" w:eastAsia="en-US"/>
+          <w14:ligatures w14:val="standardContextual"/>
+        </w:rPr>
+        <w:t>xm</w:t>
+      </w:r>
+      <w:proofErr w:type="spellEnd"/>
+      <w:r>
+        <w:rPr>
+          <w:rFonts w:ascii="Cascadia Mono" w:eastAsiaTheme="minorHAnsi" w:hAnsi="Cascadia Mono" w:cs="Cascadia Mono"/>
+          <w:color w:val="000000"/>
+          <w:sz w:val="19"/>
+          <w:szCs w:val="19"/>
+          <w:highlight w:val="white"/>
+          <w:lang w:val="en-US" w:eastAsia="en-US"/>
+          <w14:ligatures w14:val="standardContextual"/>
+        </w:rPr>
+        <w:t xml:space="preserve"> + </w:t>
       </w:r>
       <w:r>
         <w:rPr>
@@ -13603,7 +14274,33 @@
           <w:lang w:val="en-US" w:eastAsia="en-US"/>
           <w14:ligatures w14:val="standardContextual"/>
         </w:rPr>
-        <w:t xml:space="preserve"> = xm;</w:t>
+        <w:t xml:space="preserve"> = </w:t>
+      </w:r>
+      <w:proofErr w:type="spellStart"/>
+      <w:r>
+        <w:rPr>
+          <w:rFonts w:ascii="Cascadia Mono" w:eastAsiaTheme="minorHAnsi" w:hAnsi="Cascadia Mono" w:cs="Cascadia Mono"/>
+          <w:color w:val="000000"/>
+          <w:sz w:val="19"/>
+          <w:szCs w:val="19"/>
+          <w:highlight w:val="white"/>
+          <w:lang w:val="en-US" w:eastAsia="en-US"/>
+          <w14:ligatures w14:val="standardContextual"/>
+        </w:rPr>
+        <w:t>xm</w:t>
+      </w:r>
+      <w:proofErr w:type="spellEnd"/>
+      <w:r>
+        <w:rPr>
+          <w:rFonts w:ascii="Cascadia Mono" w:eastAsiaTheme="minorHAnsi" w:hAnsi="Cascadia Mono" w:cs="Cascadia Mono"/>
+          <w:color w:val="000000"/>
+          <w:sz w:val="19"/>
+          <w:szCs w:val="19"/>
+          <w:highlight w:val="white"/>
+          <w:lang w:val="en-US" w:eastAsia="en-US"/>
+          <w14:ligatures w14:val="standardContextual"/>
+        </w:rPr>
+        <w:t>;</w:t>
       </w:r>
     </w:p>
     <w:p>
@@ -13738,7 +14435,33 @@
           <w:lang w:val="en-US" w:eastAsia="en-US"/>
           <w14:ligatures w14:val="standardContextual"/>
         </w:rPr>
-        <w:t xml:space="preserve"> = xm;</w:t>
+        <w:t xml:space="preserve"> = </w:t>
+      </w:r>
+      <w:proofErr w:type="spellStart"/>
+      <w:r>
+        <w:rPr>
+          <w:rFonts w:ascii="Cascadia Mono" w:eastAsiaTheme="minorHAnsi" w:hAnsi="Cascadia Mono" w:cs="Cascadia Mono"/>
+          <w:color w:val="000000"/>
+          <w:sz w:val="19"/>
+          <w:szCs w:val="19"/>
+          <w:highlight w:val="white"/>
+          <w:lang w:val="en-US" w:eastAsia="en-US"/>
+          <w14:ligatures w14:val="standardContextual"/>
+        </w:rPr>
+        <w:t>xm</w:t>
+      </w:r>
+      <w:proofErr w:type="spellEnd"/>
+      <w:r>
+        <w:rPr>
+          <w:rFonts w:ascii="Cascadia Mono" w:eastAsiaTheme="minorHAnsi" w:hAnsi="Cascadia Mono" w:cs="Cascadia Mono"/>
+          <w:color w:val="000000"/>
+          <w:sz w:val="19"/>
+          <w:szCs w:val="19"/>
+          <w:highlight w:val="white"/>
+          <w:lang w:val="en-US" w:eastAsia="en-US"/>
+          <w14:ligatures w14:val="standardContextual"/>
+        </w:rPr>
+        <w:t>;</w:t>
       </w:r>
     </w:p>
     <w:p>
@@ -13984,7 +14707,33 @@
           <w:lang w:val="en-US" w:eastAsia="en-US"/>
           <w14:ligatures w14:val="standardContextual"/>
         </w:rPr>
-        <w:t xml:space="preserve"> GoldenSection(</w:t>
+        <w:t xml:space="preserve"> </w:t>
+      </w:r>
+      <w:proofErr w:type="spellStart"/>
+      <w:r>
+        <w:rPr>
+          <w:rFonts w:ascii="Cascadia Mono" w:eastAsiaTheme="minorHAnsi" w:hAnsi="Cascadia Mono" w:cs="Cascadia Mono"/>
+          <w:color w:val="000000"/>
+          <w:sz w:val="19"/>
+          <w:szCs w:val="19"/>
+          <w:highlight w:val="white"/>
+          <w:lang w:val="en-US" w:eastAsia="en-US"/>
+          <w14:ligatures w14:val="standardContextual"/>
+        </w:rPr>
+        <w:t>GoldenSection</w:t>
+      </w:r>
+      <w:proofErr w:type="spellEnd"/>
+      <w:r>
+        <w:rPr>
+          <w:rFonts w:ascii="Cascadia Mono" w:eastAsiaTheme="minorHAnsi" w:hAnsi="Cascadia Mono" w:cs="Cascadia Mono"/>
+          <w:color w:val="000000"/>
+          <w:sz w:val="19"/>
+          <w:szCs w:val="19"/>
+          <w:highlight w:val="white"/>
+          <w:lang w:val="en-US" w:eastAsia="en-US"/>
+          <w14:ligatures w14:val="standardContextual"/>
+        </w:rPr>
+        <w:t>(</w:t>
       </w:r>
       <w:r>
         <w:rPr>
@@ -15544,7 +16293,33 @@
           <w:lang w:val="en-US" w:eastAsia="en-US"/>
           <w14:ligatures w14:val="standardContextual"/>
         </w:rPr>
-        <w:t xml:space="preserve"> GradientDescent(</w:t>
+        <w:t xml:space="preserve"> </w:t>
+      </w:r>
+      <w:proofErr w:type="spellStart"/>
+      <w:r>
+        <w:rPr>
+          <w:rFonts w:ascii="Cascadia Mono" w:eastAsiaTheme="minorHAnsi" w:hAnsi="Cascadia Mono" w:cs="Cascadia Mono"/>
+          <w:color w:val="000000"/>
+          <w:sz w:val="19"/>
+          <w:szCs w:val="19"/>
+          <w:highlight w:val="white"/>
+          <w:lang w:val="en-US" w:eastAsia="en-US"/>
+          <w14:ligatures w14:val="standardContextual"/>
+        </w:rPr>
+        <w:t>GradientDescent</w:t>
+      </w:r>
+      <w:proofErr w:type="spellEnd"/>
+      <w:r>
+        <w:rPr>
+          <w:rFonts w:ascii="Cascadia Mono" w:eastAsiaTheme="minorHAnsi" w:hAnsi="Cascadia Mono" w:cs="Cascadia Mono"/>
+          <w:color w:val="000000"/>
+          <w:sz w:val="19"/>
+          <w:szCs w:val="19"/>
+          <w:highlight w:val="white"/>
+          <w:lang w:val="en-US" w:eastAsia="en-US"/>
+          <w14:ligatures w14:val="standardContextual"/>
+        </w:rPr>
+        <w:t>(</w:t>
       </w:r>
       <w:r>
         <w:rPr>
@@ -15906,6 +16681,7 @@
         </w:rPr>
         <w:t xml:space="preserve"> </w:t>
       </w:r>
+      <w:proofErr w:type="spellStart"/>
       <w:r>
         <w:rPr>
           <w:rFonts w:ascii="Cascadia Mono" w:eastAsiaTheme="minorHAnsi" w:hAnsi="Cascadia Mono" w:cs="Cascadia Mono"/>
@@ -15918,6 +16694,7 @@
         </w:rPr>
         <w:t>maxIter</w:t>
       </w:r>
+      <w:proofErr w:type="spellEnd"/>
       <w:r>
         <w:rPr>
           <w:rFonts w:ascii="Cascadia Mono" w:eastAsiaTheme="minorHAnsi" w:hAnsi="Cascadia Mono" w:cs="Cascadia Mono"/>
@@ -16082,8 +16859,61 @@
           <w:lang w:val="en-US" w:eastAsia="en-US"/>
           <w14:ligatures w14:val="standardContextual"/>
         </w:rPr>
-        <w:t xml:space="preserve"> i = 0; i &lt; </w:t>
-      </w:r>
+        <w:t xml:space="preserve"> </w:t>
+      </w:r>
+      <w:proofErr w:type="spellStart"/>
+      <w:r>
+        <w:rPr>
+          <w:rFonts w:ascii="Cascadia Mono" w:eastAsiaTheme="minorHAnsi" w:hAnsi="Cascadia Mono" w:cs="Cascadia Mono"/>
+          <w:color w:val="000000"/>
+          <w:sz w:val="19"/>
+          <w:szCs w:val="19"/>
+          <w:highlight w:val="white"/>
+          <w:lang w:val="en-US" w:eastAsia="en-US"/>
+          <w14:ligatures w14:val="standardContextual"/>
+        </w:rPr>
+        <w:t>i</w:t>
+      </w:r>
+      <w:proofErr w:type="spellEnd"/>
+      <w:r>
+        <w:rPr>
+          <w:rFonts w:ascii="Cascadia Mono" w:eastAsiaTheme="minorHAnsi" w:hAnsi="Cascadia Mono" w:cs="Cascadia Mono"/>
+          <w:color w:val="000000"/>
+          <w:sz w:val="19"/>
+          <w:szCs w:val="19"/>
+          <w:highlight w:val="white"/>
+          <w:lang w:val="en-US" w:eastAsia="en-US"/>
+          <w14:ligatures w14:val="standardContextual"/>
+        </w:rPr>
+        <w:t xml:space="preserve"> = 0; </w:t>
+      </w:r>
+      <w:proofErr w:type="spellStart"/>
+      <w:r>
+        <w:rPr>
+          <w:rFonts w:ascii="Cascadia Mono" w:eastAsiaTheme="minorHAnsi" w:hAnsi="Cascadia Mono" w:cs="Cascadia Mono"/>
+          <w:color w:val="000000"/>
+          <w:sz w:val="19"/>
+          <w:szCs w:val="19"/>
+          <w:highlight w:val="white"/>
+          <w:lang w:val="en-US" w:eastAsia="en-US"/>
+          <w14:ligatures w14:val="standardContextual"/>
+        </w:rPr>
+        <w:t>i</w:t>
+      </w:r>
+      <w:proofErr w:type="spellEnd"/>
+      <w:r>
+        <w:rPr>
+          <w:rFonts w:ascii="Cascadia Mono" w:eastAsiaTheme="minorHAnsi" w:hAnsi="Cascadia Mono" w:cs="Cascadia Mono"/>
+          <w:color w:val="000000"/>
+          <w:sz w:val="19"/>
+          <w:szCs w:val="19"/>
+          <w:highlight w:val="white"/>
+          <w:lang w:val="en-US" w:eastAsia="en-US"/>
+          <w14:ligatures w14:val="standardContextual"/>
+        </w:rPr>
+        <w:t xml:space="preserve"> &lt; </w:t>
+      </w:r>
+      <w:proofErr w:type="spellStart"/>
       <w:r>
         <w:rPr>
           <w:rFonts w:ascii="Cascadia Mono" w:eastAsiaTheme="minorHAnsi" w:hAnsi="Cascadia Mono" w:cs="Cascadia Mono"/>
@@ -16096,17 +16926,44 @@
         </w:rPr>
         <w:t>maxIter</w:t>
       </w:r>
-      <w:r>
-        <w:rPr>
-          <w:rFonts w:ascii="Cascadia Mono" w:eastAsiaTheme="minorHAnsi" w:hAnsi="Cascadia Mono" w:cs="Cascadia Mono"/>
-          <w:color w:val="000000"/>
-          <w:sz w:val="19"/>
-          <w:szCs w:val="19"/>
-          <w:highlight w:val="white"/>
-          <w:lang w:val="en-US" w:eastAsia="en-US"/>
-          <w14:ligatures w14:val="standardContextual"/>
-        </w:rPr>
-        <w:t>; i++) {</w:t>
+      <w:proofErr w:type="spellEnd"/>
+      <w:r>
+        <w:rPr>
+          <w:rFonts w:ascii="Cascadia Mono" w:eastAsiaTheme="minorHAnsi" w:hAnsi="Cascadia Mono" w:cs="Cascadia Mono"/>
+          <w:color w:val="000000"/>
+          <w:sz w:val="19"/>
+          <w:szCs w:val="19"/>
+          <w:highlight w:val="white"/>
+          <w:lang w:val="en-US" w:eastAsia="en-US"/>
+          <w14:ligatures w14:val="standardContextual"/>
+        </w:rPr>
+        <w:t xml:space="preserve">; </w:t>
+      </w:r>
+      <w:proofErr w:type="spellStart"/>
+      <w:r>
+        <w:rPr>
+          <w:rFonts w:ascii="Cascadia Mono" w:eastAsiaTheme="minorHAnsi" w:hAnsi="Cascadia Mono" w:cs="Cascadia Mono"/>
+          <w:color w:val="000000"/>
+          <w:sz w:val="19"/>
+          <w:szCs w:val="19"/>
+          <w:highlight w:val="white"/>
+          <w:lang w:val="en-US" w:eastAsia="en-US"/>
+          <w14:ligatures w14:val="standardContextual"/>
+        </w:rPr>
+        <w:t>i</w:t>
+      </w:r>
+      <w:proofErr w:type="spellEnd"/>
+      <w:r>
+        <w:rPr>
+          <w:rFonts w:ascii="Cascadia Mono" w:eastAsiaTheme="minorHAnsi" w:hAnsi="Cascadia Mono" w:cs="Cascadia Mono"/>
+          <w:color w:val="000000"/>
+          <w:sz w:val="19"/>
+          <w:szCs w:val="19"/>
+          <w:highlight w:val="white"/>
+          <w:lang w:val="en-US" w:eastAsia="en-US"/>
+          <w14:ligatures w14:val="standardContextual"/>
+        </w:rPr>
+        <w:t>++) {</w:t>
       </w:r>
     </w:p>
     <w:p>
@@ -16600,7 +17457,33 @@
           <w:lang w:val="en-US" w:eastAsia="en-US"/>
           <w14:ligatures w14:val="standardContextual"/>
         </w:rPr>
-        <w:t xml:space="preserve"> CheckDichotomy(</w:t>
+        <w:t xml:space="preserve"> </w:t>
+      </w:r>
+      <w:proofErr w:type="spellStart"/>
+      <w:r>
+        <w:rPr>
+          <w:rFonts w:ascii="Cascadia Mono" w:eastAsiaTheme="minorHAnsi" w:hAnsi="Cascadia Mono" w:cs="Cascadia Mono"/>
+          <w:color w:val="000000"/>
+          <w:sz w:val="19"/>
+          <w:szCs w:val="19"/>
+          <w:highlight w:val="white"/>
+          <w:lang w:val="en-US" w:eastAsia="en-US"/>
+          <w14:ligatures w14:val="standardContextual"/>
+        </w:rPr>
+        <w:t>CheckDichotomy</w:t>
+      </w:r>
+      <w:proofErr w:type="spellEnd"/>
+      <w:r>
+        <w:rPr>
+          <w:rFonts w:ascii="Cascadia Mono" w:eastAsiaTheme="minorHAnsi" w:hAnsi="Cascadia Mono" w:cs="Cascadia Mono"/>
+          <w:color w:val="000000"/>
+          <w:sz w:val="19"/>
+          <w:szCs w:val="19"/>
+          <w:highlight w:val="white"/>
+          <w:lang w:val="en-US" w:eastAsia="en-US"/>
+          <w14:ligatures w14:val="standardContextual"/>
+        </w:rPr>
+        <w:t>(</w:t>
       </w:r>
       <w:r>
         <w:rPr>
@@ -16941,7 +17824,33 @@
           <w:lang w:val="en-US" w:eastAsia="en-US"/>
           <w14:ligatures w14:val="standardContextual"/>
         </w:rPr>
-        <w:t xml:space="preserve"> totalTime = 0;</w:t>
+        <w:t xml:space="preserve"> </w:t>
+      </w:r>
+      <w:proofErr w:type="spellStart"/>
+      <w:r>
+        <w:rPr>
+          <w:rFonts w:ascii="Cascadia Mono" w:eastAsiaTheme="minorHAnsi" w:hAnsi="Cascadia Mono" w:cs="Cascadia Mono"/>
+          <w:color w:val="000000"/>
+          <w:sz w:val="19"/>
+          <w:szCs w:val="19"/>
+          <w:highlight w:val="white"/>
+          <w:lang w:val="en-US" w:eastAsia="en-US"/>
+          <w14:ligatures w14:val="standardContextual"/>
+        </w:rPr>
+        <w:t>totalTime</w:t>
+      </w:r>
+      <w:proofErr w:type="spellEnd"/>
+      <w:r>
+        <w:rPr>
+          <w:rFonts w:ascii="Cascadia Mono" w:eastAsiaTheme="minorHAnsi" w:hAnsi="Cascadia Mono" w:cs="Cascadia Mono"/>
+          <w:color w:val="000000"/>
+          <w:sz w:val="19"/>
+          <w:szCs w:val="19"/>
+          <w:highlight w:val="white"/>
+          <w:lang w:val="en-US" w:eastAsia="en-US"/>
+          <w14:ligatures w14:val="standardContextual"/>
+        </w:rPr>
+        <w:t xml:space="preserve"> = 0;</w:t>
       </w:r>
     </w:p>
     <w:p>
@@ -17018,7 +17927,59 @@
           <w:lang w:val="en-US" w:eastAsia="en-US"/>
           <w14:ligatures w14:val="standardContextual"/>
         </w:rPr>
-        <w:t xml:space="preserve"> i = 0; i &lt; </w:t>
+        <w:t xml:space="preserve"> </w:t>
+      </w:r>
+      <w:proofErr w:type="spellStart"/>
+      <w:r>
+        <w:rPr>
+          <w:rFonts w:ascii="Cascadia Mono" w:eastAsiaTheme="minorHAnsi" w:hAnsi="Cascadia Mono" w:cs="Cascadia Mono"/>
+          <w:color w:val="000000"/>
+          <w:sz w:val="19"/>
+          <w:szCs w:val="19"/>
+          <w:highlight w:val="white"/>
+          <w:lang w:val="en-US" w:eastAsia="en-US"/>
+          <w14:ligatures w14:val="standardContextual"/>
+        </w:rPr>
+        <w:t>i</w:t>
+      </w:r>
+      <w:proofErr w:type="spellEnd"/>
+      <w:r>
+        <w:rPr>
+          <w:rFonts w:ascii="Cascadia Mono" w:eastAsiaTheme="minorHAnsi" w:hAnsi="Cascadia Mono" w:cs="Cascadia Mono"/>
+          <w:color w:val="000000"/>
+          <w:sz w:val="19"/>
+          <w:szCs w:val="19"/>
+          <w:highlight w:val="white"/>
+          <w:lang w:val="en-US" w:eastAsia="en-US"/>
+          <w14:ligatures w14:val="standardContextual"/>
+        </w:rPr>
+        <w:t xml:space="preserve"> = 0; </w:t>
+      </w:r>
+      <w:proofErr w:type="spellStart"/>
+      <w:r>
+        <w:rPr>
+          <w:rFonts w:ascii="Cascadia Mono" w:eastAsiaTheme="minorHAnsi" w:hAnsi="Cascadia Mono" w:cs="Cascadia Mono"/>
+          <w:color w:val="000000"/>
+          <w:sz w:val="19"/>
+          <w:szCs w:val="19"/>
+          <w:highlight w:val="white"/>
+          <w:lang w:val="en-US" w:eastAsia="en-US"/>
+          <w14:ligatures w14:val="standardContextual"/>
+        </w:rPr>
+        <w:t>i</w:t>
+      </w:r>
+      <w:proofErr w:type="spellEnd"/>
+      <w:r>
+        <w:rPr>
+          <w:rFonts w:ascii="Cascadia Mono" w:eastAsiaTheme="minorHAnsi" w:hAnsi="Cascadia Mono" w:cs="Cascadia Mono"/>
+          <w:color w:val="000000"/>
+          <w:sz w:val="19"/>
+          <w:szCs w:val="19"/>
+          <w:highlight w:val="white"/>
+          <w:lang w:val="en-US" w:eastAsia="en-US"/>
+          <w14:ligatures w14:val="standardContextual"/>
+        </w:rPr>
+        <w:t xml:space="preserve"> &lt; </w:t>
       </w:r>
       <w:r>
         <w:rPr>
@@ -17042,7 +18003,33 @@
           <w:lang w:val="en-US" w:eastAsia="en-US"/>
           <w14:ligatures w14:val="standardContextual"/>
         </w:rPr>
-        <w:t>; i++) {</w:t>
+        <w:t xml:space="preserve">; </w:t>
+      </w:r>
+      <w:proofErr w:type="spellStart"/>
+      <w:r>
+        <w:rPr>
+          <w:rFonts w:ascii="Cascadia Mono" w:eastAsiaTheme="minorHAnsi" w:hAnsi="Cascadia Mono" w:cs="Cascadia Mono"/>
+          <w:color w:val="000000"/>
+          <w:sz w:val="19"/>
+          <w:szCs w:val="19"/>
+          <w:highlight w:val="white"/>
+          <w:lang w:val="en-US" w:eastAsia="en-US"/>
+          <w14:ligatures w14:val="standardContextual"/>
+        </w:rPr>
+        <w:t>i</w:t>
+      </w:r>
+      <w:proofErr w:type="spellEnd"/>
+      <w:r>
+        <w:rPr>
+          <w:rFonts w:ascii="Cascadia Mono" w:eastAsiaTheme="minorHAnsi" w:hAnsi="Cascadia Mono" w:cs="Cascadia Mono"/>
+          <w:color w:val="000000"/>
+          <w:sz w:val="19"/>
+          <w:szCs w:val="19"/>
+          <w:highlight w:val="white"/>
+          <w:lang w:val="en-US" w:eastAsia="en-US"/>
+          <w14:ligatures w14:val="standardContextual"/>
+        </w:rPr>
+        <w:t>++) {</w:t>
       </w:r>
     </w:p>
     <w:p>
@@ -17097,6 +18084,7 @@
         </w:rPr>
         <w:t xml:space="preserve"> start = </w:t>
       </w:r>
+      <w:proofErr w:type="spellStart"/>
       <w:r>
         <w:rPr>
           <w:rFonts w:ascii="Cascadia Mono" w:eastAsiaTheme="minorHAnsi" w:hAnsi="Cascadia Mono" w:cs="Cascadia Mono"/>
@@ -17109,6 +18097,7 @@
         </w:rPr>
         <w:t>high_resolution_clock</w:t>
       </w:r>
+      <w:proofErr w:type="spellEnd"/>
       <w:r>
         <w:rPr>
           <w:rFonts w:ascii="Cascadia Mono" w:eastAsiaTheme="minorHAnsi" w:hAnsi="Cascadia Mono" w:cs="Cascadia Mono"/>
@@ -17299,6 +18288,7 @@
         </w:rPr>
         <w:t xml:space="preserve"> stop = </w:t>
       </w:r>
+      <w:proofErr w:type="spellStart"/>
       <w:r>
         <w:rPr>
           <w:rFonts w:ascii="Cascadia Mono" w:eastAsiaTheme="minorHAnsi" w:hAnsi="Cascadia Mono" w:cs="Cascadia Mono"/>
@@ -17311,6 +18301,7 @@
         </w:rPr>
         <w:t>high_resolution_clock</w:t>
       </w:r>
+      <w:proofErr w:type="spellEnd"/>
       <w:r>
         <w:rPr>
           <w:rFonts w:ascii="Cascadia Mono" w:eastAsiaTheme="minorHAnsi" w:hAnsi="Cascadia Mono" w:cs="Cascadia Mono"/>
@@ -17350,7 +18341,33 @@
           <w:lang w:val="en-US" w:eastAsia="en-US"/>
           <w14:ligatures w14:val="standardContextual"/>
         </w:rPr>
-        <w:t xml:space="preserve">        totalTime += </w:t>
+        <w:t xml:space="preserve">        </w:t>
+      </w:r>
+      <w:proofErr w:type="spellStart"/>
+      <w:r>
+        <w:rPr>
+          <w:rFonts w:ascii="Cascadia Mono" w:eastAsiaTheme="minorHAnsi" w:hAnsi="Cascadia Mono" w:cs="Cascadia Mono"/>
+          <w:color w:val="000000"/>
+          <w:sz w:val="19"/>
+          <w:szCs w:val="19"/>
+          <w:highlight w:val="white"/>
+          <w:lang w:val="en-US" w:eastAsia="en-US"/>
+          <w14:ligatures w14:val="standardContextual"/>
+        </w:rPr>
+        <w:t>totalTime</w:t>
+      </w:r>
+      <w:proofErr w:type="spellEnd"/>
+      <w:r>
+        <w:rPr>
+          <w:rFonts w:ascii="Cascadia Mono" w:eastAsiaTheme="minorHAnsi" w:hAnsi="Cascadia Mono" w:cs="Cascadia Mono"/>
+          <w:color w:val="000000"/>
+          <w:sz w:val="19"/>
+          <w:szCs w:val="19"/>
+          <w:highlight w:val="white"/>
+          <w:lang w:val="en-US" w:eastAsia="en-US"/>
+          <w14:ligatures w14:val="standardContextual"/>
+        </w:rPr>
+        <w:t xml:space="preserve"> += </w:t>
       </w:r>
       <w:r>
         <w:rPr>
@@ -17528,7 +18545,33 @@
           <w:lang w:val="en-US" w:eastAsia="en-US"/>
           <w14:ligatures w14:val="standardContextual"/>
         </w:rPr>
-        <w:t xml:space="preserve"> totalTime / </w:t>
+        <w:t xml:space="preserve"> </w:t>
+      </w:r>
+      <w:proofErr w:type="spellStart"/>
+      <w:r>
+        <w:rPr>
+          <w:rFonts w:ascii="Cascadia Mono" w:eastAsiaTheme="minorHAnsi" w:hAnsi="Cascadia Mono" w:cs="Cascadia Mono"/>
+          <w:color w:val="000000"/>
+          <w:sz w:val="19"/>
+          <w:szCs w:val="19"/>
+          <w:highlight w:val="white"/>
+          <w:lang w:val="en-US" w:eastAsia="en-US"/>
+          <w14:ligatures w14:val="standardContextual"/>
+        </w:rPr>
+        <w:t>totalTime</w:t>
+      </w:r>
+      <w:proofErr w:type="spellEnd"/>
+      <w:r>
+        <w:rPr>
+          <w:rFonts w:ascii="Cascadia Mono" w:eastAsiaTheme="minorHAnsi" w:hAnsi="Cascadia Mono" w:cs="Cascadia Mono"/>
+          <w:color w:val="000000"/>
+          <w:sz w:val="19"/>
+          <w:szCs w:val="19"/>
+          <w:highlight w:val="white"/>
+          <w:lang w:val="en-US" w:eastAsia="en-US"/>
+          <w14:ligatures w14:val="standardContextual"/>
+        </w:rPr>
+        <w:t xml:space="preserve"> / </w:t>
       </w:r>
       <w:r>
         <w:rPr>
@@ -17639,7 +18682,33 @@
           <w:lang w:val="en-US" w:eastAsia="en-US"/>
           <w14:ligatures w14:val="standardContextual"/>
         </w:rPr>
-        <w:t xml:space="preserve"> CheckGoldenSection(</w:t>
+        <w:t xml:space="preserve"> </w:t>
+      </w:r>
+      <w:proofErr w:type="spellStart"/>
+      <w:r>
+        <w:rPr>
+          <w:rFonts w:ascii="Cascadia Mono" w:eastAsiaTheme="minorHAnsi" w:hAnsi="Cascadia Mono" w:cs="Cascadia Mono"/>
+          <w:color w:val="000000"/>
+          <w:sz w:val="19"/>
+          <w:szCs w:val="19"/>
+          <w:highlight w:val="white"/>
+          <w:lang w:val="en-US" w:eastAsia="en-US"/>
+          <w14:ligatures w14:val="standardContextual"/>
+        </w:rPr>
+        <w:t>CheckGoldenSection</w:t>
+      </w:r>
+      <w:proofErr w:type="spellEnd"/>
+      <w:r>
+        <w:rPr>
+          <w:rFonts w:ascii="Cascadia Mono" w:eastAsiaTheme="minorHAnsi" w:hAnsi="Cascadia Mono" w:cs="Cascadia Mono"/>
+          <w:color w:val="000000"/>
+          <w:sz w:val="19"/>
+          <w:szCs w:val="19"/>
+          <w:highlight w:val="white"/>
+          <w:lang w:val="en-US" w:eastAsia="en-US"/>
+          <w14:ligatures w14:val="standardContextual"/>
+        </w:rPr>
+        <w:t>(</w:t>
       </w:r>
       <w:r>
         <w:rPr>
@@ -17980,7 +19049,33 @@
           <w:lang w:val="en-US" w:eastAsia="en-US"/>
           <w14:ligatures w14:val="standardContextual"/>
         </w:rPr>
-        <w:t xml:space="preserve"> totalTime = 0;</w:t>
+        <w:t xml:space="preserve"> </w:t>
+      </w:r>
+      <w:proofErr w:type="spellStart"/>
+      <w:r>
+        <w:rPr>
+          <w:rFonts w:ascii="Cascadia Mono" w:eastAsiaTheme="minorHAnsi" w:hAnsi="Cascadia Mono" w:cs="Cascadia Mono"/>
+          <w:color w:val="000000"/>
+          <w:sz w:val="19"/>
+          <w:szCs w:val="19"/>
+          <w:highlight w:val="white"/>
+          <w:lang w:val="en-US" w:eastAsia="en-US"/>
+          <w14:ligatures w14:val="standardContextual"/>
+        </w:rPr>
+        <w:t>totalTime</w:t>
+      </w:r>
+      <w:proofErr w:type="spellEnd"/>
+      <w:r>
+        <w:rPr>
+          <w:rFonts w:ascii="Cascadia Mono" w:eastAsiaTheme="minorHAnsi" w:hAnsi="Cascadia Mono" w:cs="Cascadia Mono"/>
+          <w:color w:val="000000"/>
+          <w:sz w:val="19"/>
+          <w:szCs w:val="19"/>
+          <w:highlight w:val="white"/>
+          <w:lang w:val="en-US" w:eastAsia="en-US"/>
+          <w14:ligatures w14:val="standardContextual"/>
+        </w:rPr>
+        <w:t xml:space="preserve"> = 0;</w:t>
       </w:r>
     </w:p>
     <w:p>
@@ -18057,7 +19152,59 @@
           <w:lang w:val="en-US" w:eastAsia="en-US"/>
           <w14:ligatures w14:val="standardContextual"/>
         </w:rPr>
-        <w:t xml:space="preserve"> i = 0; i &lt; </w:t>
+        <w:t xml:space="preserve"> </w:t>
+      </w:r>
+      <w:proofErr w:type="spellStart"/>
+      <w:r>
+        <w:rPr>
+          <w:rFonts w:ascii="Cascadia Mono" w:eastAsiaTheme="minorHAnsi" w:hAnsi="Cascadia Mono" w:cs="Cascadia Mono"/>
+          <w:color w:val="000000"/>
+          <w:sz w:val="19"/>
+          <w:szCs w:val="19"/>
+          <w:highlight w:val="white"/>
+          <w:lang w:val="en-US" w:eastAsia="en-US"/>
+          <w14:ligatures w14:val="standardContextual"/>
+        </w:rPr>
+        <w:t>i</w:t>
+      </w:r>
+      <w:proofErr w:type="spellEnd"/>
+      <w:r>
+        <w:rPr>
+          <w:rFonts w:ascii="Cascadia Mono" w:eastAsiaTheme="minorHAnsi" w:hAnsi="Cascadia Mono" w:cs="Cascadia Mono"/>
+          <w:color w:val="000000"/>
+          <w:sz w:val="19"/>
+          <w:szCs w:val="19"/>
+          <w:highlight w:val="white"/>
+          <w:lang w:val="en-US" w:eastAsia="en-US"/>
+          <w14:ligatures w14:val="standardContextual"/>
+        </w:rPr>
+        <w:t xml:space="preserve"> = 0; </w:t>
+      </w:r>
+      <w:proofErr w:type="spellStart"/>
+      <w:r>
+        <w:rPr>
+          <w:rFonts w:ascii="Cascadia Mono" w:eastAsiaTheme="minorHAnsi" w:hAnsi="Cascadia Mono" w:cs="Cascadia Mono"/>
+          <w:color w:val="000000"/>
+          <w:sz w:val="19"/>
+          <w:szCs w:val="19"/>
+          <w:highlight w:val="white"/>
+          <w:lang w:val="en-US" w:eastAsia="en-US"/>
+          <w14:ligatures w14:val="standardContextual"/>
+        </w:rPr>
+        <w:t>i</w:t>
+      </w:r>
+      <w:proofErr w:type="spellEnd"/>
+      <w:r>
+        <w:rPr>
+          <w:rFonts w:ascii="Cascadia Mono" w:eastAsiaTheme="minorHAnsi" w:hAnsi="Cascadia Mono" w:cs="Cascadia Mono"/>
+          <w:color w:val="000000"/>
+          <w:sz w:val="19"/>
+          <w:szCs w:val="19"/>
+          <w:highlight w:val="white"/>
+          <w:lang w:val="en-US" w:eastAsia="en-US"/>
+          <w14:ligatures w14:val="standardContextual"/>
+        </w:rPr>
+        <w:t xml:space="preserve"> &lt; </w:t>
       </w:r>
       <w:r>
         <w:rPr>
@@ -18081,7 +19228,33 @@
           <w:lang w:val="en-US" w:eastAsia="en-US"/>
           <w14:ligatures w14:val="standardContextual"/>
         </w:rPr>
-        <w:t>; i++) {</w:t>
+        <w:t xml:space="preserve">; </w:t>
+      </w:r>
+      <w:proofErr w:type="spellStart"/>
+      <w:r>
+        <w:rPr>
+          <w:rFonts w:ascii="Cascadia Mono" w:eastAsiaTheme="minorHAnsi" w:hAnsi="Cascadia Mono" w:cs="Cascadia Mono"/>
+          <w:color w:val="000000"/>
+          <w:sz w:val="19"/>
+          <w:szCs w:val="19"/>
+          <w:highlight w:val="white"/>
+          <w:lang w:val="en-US" w:eastAsia="en-US"/>
+          <w14:ligatures w14:val="standardContextual"/>
+        </w:rPr>
+        <w:t>i</w:t>
+      </w:r>
+      <w:proofErr w:type="spellEnd"/>
+      <w:r>
+        <w:rPr>
+          <w:rFonts w:ascii="Cascadia Mono" w:eastAsiaTheme="minorHAnsi" w:hAnsi="Cascadia Mono" w:cs="Cascadia Mono"/>
+          <w:color w:val="000000"/>
+          <w:sz w:val="19"/>
+          <w:szCs w:val="19"/>
+          <w:highlight w:val="white"/>
+          <w:lang w:val="en-US" w:eastAsia="en-US"/>
+          <w14:ligatures w14:val="standardContextual"/>
+        </w:rPr>
+        <w:t>++) {</w:t>
       </w:r>
     </w:p>
     <w:p>
@@ -18136,6 +19309,7 @@
         </w:rPr>
         <w:t xml:space="preserve"> start = </w:t>
       </w:r>
+      <w:proofErr w:type="spellStart"/>
       <w:r>
         <w:rPr>
           <w:rFonts w:ascii="Cascadia Mono" w:eastAsiaTheme="minorHAnsi" w:hAnsi="Cascadia Mono" w:cs="Cascadia Mono"/>
@@ -18148,6 +19322,7 @@
         </w:rPr>
         <w:t>high_resolution_clock</w:t>
       </w:r>
+      <w:proofErr w:type="spellEnd"/>
       <w:r>
         <w:rPr>
           <w:rFonts w:ascii="Cascadia Mono" w:eastAsiaTheme="minorHAnsi" w:hAnsi="Cascadia Mono" w:cs="Cascadia Mono"/>
@@ -18187,7 +19362,33 @@
           <w:lang w:val="en-US" w:eastAsia="en-US"/>
           <w14:ligatures w14:val="standardContextual"/>
         </w:rPr>
-        <w:t xml:space="preserve">        GoldenSection(</w:t>
+        <w:t xml:space="preserve">        </w:t>
+      </w:r>
+      <w:proofErr w:type="spellStart"/>
+      <w:r>
+        <w:rPr>
+          <w:rFonts w:ascii="Cascadia Mono" w:eastAsiaTheme="minorHAnsi" w:hAnsi="Cascadia Mono" w:cs="Cascadia Mono"/>
+          <w:color w:val="000000"/>
+          <w:sz w:val="19"/>
+          <w:szCs w:val="19"/>
+          <w:highlight w:val="white"/>
+          <w:lang w:val="en-US" w:eastAsia="en-US"/>
+          <w14:ligatures w14:val="standardContextual"/>
+        </w:rPr>
+        <w:t>GoldenSection</w:t>
+      </w:r>
+      <w:proofErr w:type="spellEnd"/>
+      <w:r>
+        <w:rPr>
+          <w:rFonts w:ascii="Cascadia Mono" w:eastAsiaTheme="minorHAnsi" w:hAnsi="Cascadia Mono" w:cs="Cascadia Mono"/>
+          <w:color w:val="000000"/>
+          <w:sz w:val="19"/>
+          <w:szCs w:val="19"/>
+          <w:highlight w:val="white"/>
+          <w:lang w:val="en-US" w:eastAsia="en-US"/>
+          <w14:ligatures w14:val="standardContextual"/>
+        </w:rPr>
+        <w:t>(</w:t>
       </w:r>
       <w:r>
         <w:rPr>
@@ -18338,6 +19539,7 @@
         </w:rPr>
         <w:t xml:space="preserve"> stop = </w:t>
       </w:r>
+      <w:proofErr w:type="spellStart"/>
       <w:r>
         <w:rPr>
           <w:rFonts w:ascii="Cascadia Mono" w:eastAsiaTheme="minorHAnsi" w:hAnsi="Cascadia Mono" w:cs="Cascadia Mono"/>
@@ -18350,6 +19552,7 @@
         </w:rPr>
         <w:t>high_resolution_clock</w:t>
       </w:r>
+      <w:proofErr w:type="spellEnd"/>
       <w:r>
         <w:rPr>
           <w:rFonts w:ascii="Cascadia Mono" w:eastAsiaTheme="minorHAnsi" w:hAnsi="Cascadia Mono" w:cs="Cascadia Mono"/>
@@ -18389,7 +19592,33 @@
           <w:lang w:val="en-US" w:eastAsia="en-US"/>
           <w14:ligatures w14:val="standardContextual"/>
         </w:rPr>
-        <w:t xml:space="preserve">        totalTime += </w:t>
+        <w:t xml:space="preserve">        </w:t>
+      </w:r>
+      <w:proofErr w:type="spellStart"/>
+      <w:r>
+        <w:rPr>
+          <w:rFonts w:ascii="Cascadia Mono" w:eastAsiaTheme="minorHAnsi" w:hAnsi="Cascadia Mono" w:cs="Cascadia Mono"/>
+          <w:color w:val="000000"/>
+          <w:sz w:val="19"/>
+          <w:szCs w:val="19"/>
+          <w:highlight w:val="white"/>
+          <w:lang w:val="en-US" w:eastAsia="en-US"/>
+          <w14:ligatures w14:val="standardContextual"/>
+        </w:rPr>
+        <w:t>totalTime</w:t>
+      </w:r>
+      <w:proofErr w:type="spellEnd"/>
+      <w:r>
+        <w:rPr>
+          <w:rFonts w:ascii="Cascadia Mono" w:eastAsiaTheme="minorHAnsi" w:hAnsi="Cascadia Mono" w:cs="Cascadia Mono"/>
+          <w:color w:val="000000"/>
+          <w:sz w:val="19"/>
+          <w:szCs w:val="19"/>
+          <w:highlight w:val="white"/>
+          <w:lang w:val="en-US" w:eastAsia="en-US"/>
+          <w14:ligatures w14:val="standardContextual"/>
+        </w:rPr>
+        <w:t xml:space="preserve"> += </w:t>
       </w:r>
       <w:r>
         <w:rPr>
@@ -18500,7 +19729,7 @@
           <w:sz w:val="19"/>
           <w:szCs w:val="19"/>
           <w:highlight w:val="white"/>
-          <w:lang w:eastAsia="en-US"/>
+          <w:lang w:val="en-US" w:eastAsia="en-US"/>
           <w14:ligatures w14:val="standardContextual"/>
         </w:rPr>
       </w:pPr>
@@ -18523,7 +19752,7 @@
           <w:sz w:val="19"/>
           <w:szCs w:val="19"/>
           <w:highlight w:val="white"/>
-          <w:lang w:eastAsia="en-US"/>
+          <w:lang w:val="en-US" w:eastAsia="en-US"/>
           <w14:ligatures w14:val="standardContextual"/>
         </w:rPr>
         <w:t>}</w:t>
@@ -18541,18 +19770,18 @@
           <w:sz w:val="19"/>
           <w:szCs w:val="19"/>
           <w:highlight w:val="white"/>
-          <w:lang w:eastAsia="en-US"/>
-          <w14:ligatures w14:val="standardContextual"/>
-        </w:rPr>
-      </w:pPr>
-      <w:r>
-        <w:rPr>
-          <w:rFonts w:ascii="Cascadia Mono" w:eastAsiaTheme="minorHAnsi" w:hAnsi="Cascadia Mono" w:cs="Cascadia Mono"/>
-          <w:color w:val="000000"/>
-          <w:sz w:val="19"/>
-          <w:szCs w:val="19"/>
-          <w:highlight w:val="white"/>
-          <w:lang w:eastAsia="en-US"/>
+          <w:lang w:val="en-US" w:eastAsia="en-US"/>
+          <w14:ligatures w14:val="standardContextual"/>
+        </w:rPr>
+      </w:pPr>
+      <w:r>
+        <w:rPr>
+          <w:rFonts w:ascii="Cascadia Mono" w:eastAsiaTheme="minorHAnsi" w:hAnsi="Cascadia Mono" w:cs="Cascadia Mono"/>
+          <w:color w:val="000000"/>
+          <w:sz w:val="19"/>
+          <w:szCs w:val="19"/>
+          <w:highlight w:val="white"/>
+          <w:lang w:val="en-US" w:eastAsia="en-US"/>
           <w14:ligatures w14:val="standardContextual"/>
         </w:rPr>
         <w:t xml:space="preserve">    </w:t>
@@ -18564,7 +19793,7 @@
           <w:sz w:val="19"/>
           <w:szCs w:val="19"/>
           <w:highlight w:val="white"/>
-          <w:lang w:eastAsia="en-US"/>
+          <w:lang w:val="en-US" w:eastAsia="en-US"/>
           <w14:ligatures w14:val="standardContextual"/>
         </w:rPr>
         <w:t>return</w:t>
@@ -18576,10 +19805,36 @@
           <w:sz w:val="19"/>
           <w:szCs w:val="19"/>
           <w:highlight w:val="white"/>
-          <w:lang w:eastAsia="en-US"/>
-          <w14:ligatures w14:val="standardContextual"/>
-        </w:rPr>
-        <w:t xml:space="preserve"> totalTime / </w:t>
+          <w:lang w:val="en-US" w:eastAsia="en-US"/>
+          <w14:ligatures w14:val="standardContextual"/>
+        </w:rPr>
+        <w:t xml:space="preserve"> </w:t>
+      </w:r>
+      <w:proofErr w:type="spellStart"/>
+      <w:r>
+        <w:rPr>
+          <w:rFonts w:ascii="Cascadia Mono" w:eastAsiaTheme="minorHAnsi" w:hAnsi="Cascadia Mono" w:cs="Cascadia Mono"/>
+          <w:color w:val="000000"/>
+          <w:sz w:val="19"/>
+          <w:szCs w:val="19"/>
+          <w:highlight w:val="white"/>
+          <w:lang w:val="en-US" w:eastAsia="en-US"/>
+          <w14:ligatures w14:val="standardContextual"/>
+        </w:rPr>
+        <w:t>totalTime</w:t>
+      </w:r>
+      <w:proofErr w:type="spellEnd"/>
+      <w:r>
+        <w:rPr>
+          <w:rFonts w:ascii="Cascadia Mono" w:eastAsiaTheme="minorHAnsi" w:hAnsi="Cascadia Mono" w:cs="Cascadia Mono"/>
+          <w:color w:val="000000"/>
+          <w:sz w:val="19"/>
+          <w:szCs w:val="19"/>
+          <w:highlight w:val="white"/>
+          <w:lang w:val="en-US" w:eastAsia="en-US"/>
+          <w14:ligatures w14:val="standardContextual"/>
+        </w:rPr>
+        <w:t xml:space="preserve"> / </w:t>
       </w:r>
       <w:r>
         <w:rPr>
@@ -18588,7 +19843,7 @@
           <w:sz w:val="19"/>
           <w:szCs w:val="19"/>
           <w:highlight w:val="white"/>
-          <w:lang w:eastAsia="en-US"/>
+          <w:lang w:val="en-US" w:eastAsia="en-US"/>
           <w14:ligatures w14:val="standardContextual"/>
         </w:rPr>
         <w:t>iterations</w:t>
@@ -18600,7 +19855,7 @@
           <w:sz w:val="19"/>
           <w:szCs w:val="19"/>
           <w:highlight w:val="white"/>
-          <w:lang w:eastAsia="en-US"/>
+          <w:lang w:val="en-US" w:eastAsia="en-US"/>
           <w14:ligatures w14:val="standardContextual"/>
         </w:rPr>
         <w:t>;</w:t>
@@ -18690,7 +19945,33 @@
           <w:lang w:val="en-US" w:eastAsia="en-US"/>
           <w14:ligatures w14:val="standardContextual"/>
         </w:rPr>
-        <w:t xml:space="preserve"> CheckGradientDescent(</w:t>
+        <w:t xml:space="preserve"> </w:t>
+      </w:r>
+      <w:proofErr w:type="spellStart"/>
+      <w:r>
+        <w:rPr>
+          <w:rFonts w:ascii="Cascadia Mono" w:eastAsiaTheme="minorHAnsi" w:hAnsi="Cascadia Mono" w:cs="Cascadia Mono"/>
+          <w:color w:val="000000"/>
+          <w:sz w:val="19"/>
+          <w:szCs w:val="19"/>
+          <w:highlight w:val="white"/>
+          <w:lang w:val="en-US" w:eastAsia="en-US"/>
+          <w14:ligatures w14:val="standardContextual"/>
+        </w:rPr>
+        <w:t>CheckGradientDescent</w:t>
+      </w:r>
+      <w:proofErr w:type="spellEnd"/>
+      <w:r>
+        <w:rPr>
+          <w:rFonts w:ascii="Cascadia Mono" w:eastAsiaTheme="minorHAnsi" w:hAnsi="Cascadia Mono" w:cs="Cascadia Mono"/>
+          <w:color w:val="000000"/>
+          <w:sz w:val="19"/>
+          <w:szCs w:val="19"/>
+          <w:highlight w:val="white"/>
+          <w:lang w:val="en-US" w:eastAsia="en-US"/>
+          <w14:ligatures w14:val="standardContextual"/>
+        </w:rPr>
+        <w:t>(</w:t>
       </w:r>
       <w:r>
         <w:rPr>
@@ -19127,7 +20408,33 @@
           <w:lang w:val="en-US" w:eastAsia="en-US"/>
           <w14:ligatures w14:val="standardContextual"/>
         </w:rPr>
-        <w:t xml:space="preserve"> totalTime = 0;</w:t>
+        <w:t xml:space="preserve"> </w:t>
+      </w:r>
+      <w:proofErr w:type="spellStart"/>
+      <w:r>
+        <w:rPr>
+          <w:rFonts w:ascii="Cascadia Mono" w:eastAsiaTheme="minorHAnsi" w:hAnsi="Cascadia Mono" w:cs="Cascadia Mono"/>
+          <w:color w:val="000000"/>
+          <w:sz w:val="19"/>
+          <w:szCs w:val="19"/>
+          <w:highlight w:val="white"/>
+          <w:lang w:val="en-US" w:eastAsia="en-US"/>
+          <w14:ligatures w14:val="standardContextual"/>
+        </w:rPr>
+        <w:t>totalTime</w:t>
+      </w:r>
+      <w:proofErr w:type="spellEnd"/>
+      <w:r>
+        <w:rPr>
+          <w:rFonts w:ascii="Cascadia Mono" w:eastAsiaTheme="minorHAnsi" w:hAnsi="Cascadia Mono" w:cs="Cascadia Mono"/>
+          <w:color w:val="000000"/>
+          <w:sz w:val="19"/>
+          <w:szCs w:val="19"/>
+          <w:highlight w:val="white"/>
+          <w:lang w:val="en-US" w:eastAsia="en-US"/>
+          <w14:ligatures w14:val="standardContextual"/>
+        </w:rPr>
+        <w:t xml:space="preserve"> = 0;</w:t>
       </w:r>
     </w:p>
     <w:p>
@@ -19204,7 +20511,59 @@
           <w:lang w:val="en-US" w:eastAsia="en-US"/>
           <w14:ligatures w14:val="standardContextual"/>
         </w:rPr>
-        <w:t xml:space="preserve"> i = 0; i &lt; </w:t>
+        <w:t xml:space="preserve"> </w:t>
+      </w:r>
+      <w:proofErr w:type="spellStart"/>
+      <w:r>
+        <w:rPr>
+          <w:rFonts w:ascii="Cascadia Mono" w:eastAsiaTheme="minorHAnsi" w:hAnsi="Cascadia Mono" w:cs="Cascadia Mono"/>
+          <w:color w:val="000000"/>
+          <w:sz w:val="19"/>
+          <w:szCs w:val="19"/>
+          <w:highlight w:val="white"/>
+          <w:lang w:val="en-US" w:eastAsia="en-US"/>
+          <w14:ligatures w14:val="standardContextual"/>
+        </w:rPr>
+        <w:t>i</w:t>
+      </w:r>
+      <w:proofErr w:type="spellEnd"/>
+      <w:r>
+        <w:rPr>
+          <w:rFonts w:ascii="Cascadia Mono" w:eastAsiaTheme="minorHAnsi" w:hAnsi="Cascadia Mono" w:cs="Cascadia Mono"/>
+          <w:color w:val="000000"/>
+          <w:sz w:val="19"/>
+          <w:szCs w:val="19"/>
+          <w:highlight w:val="white"/>
+          <w:lang w:val="en-US" w:eastAsia="en-US"/>
+          <w14:ligatures w14:val="standardContextual"/>
+        </w:rPr>
+        <w:t xml:space="preserve"> = 0; </w:t>
+      </w:r>
+      <w:proofErr w:type="spellStart"/>
+      <w:r>
+        <w:rPr>
+          <w:rFonts w:ascii="Cascadia Mono" w:eastAsiaTheme="minorHAnsi" w:hAnsi="Cascadia Mono" w:cs="Cascadia Mono"/>
+          <w:color w:val="000000"/>
+          <w:sz w:val="19"/>
+          <w:szCs w:val="19"/>
+          <w:highlight w:val="white"/>
+          <w:lang w:val="en-US" w:eastAsia="en-US"/>
+          <w14:ligatures w14:val="standardContextual"/>
+        </w:rPr>
+        <w:t>i</w:t>
+      </w:r>
+      <w:proofErr w:type="spellEnd"/>
+      <w:r>
+        <w:rPr>
+          <w:rFonts w:ascii="Cascadia Mono" w:eastAsiaTheme="minorHAnsi" w:hAnsi="Cascadia Mono" w:cs="Cascadia Mono"/>
+          <w:color w:val="000000"/>
+          <w:sz w:val="19"/>
+          <w:szCs w:val="19"/>
+          <w:highlight w:val="white"/>
+          <w:lang w:val="en-US" w:eastAsia="en-US"/>
+          <w14:ligatures w14:val="standardContextual"/>
+        </w:rPr>
+        <w:t xml:space="preserve"> &lt; </w:t>
       </w:r>
       <w:r>
         <w:rPr>
@@ -19228,7 +20587,33 @@
           <w:lang w:val="en-US" w:eastAsia="en-US"/>
           <w14:ligatures w14:val="standardContextual"/>
         </w:rPr>
-        <w:t>; i++) {</w:t>
+        <w:t xml:space="preserve">; </w:t>
+      </w:r>
+      <w:proofErr w:type="spellStart"/>
+      <w:r>
+        <w:rPr>
+          <w:rFonts w:ascii="Cascadia Mono" w:eastAsiaTheme="minorHAnsi" w:hAnsi="Cascadia Mono" w:cs="Cascadia Mono"/>
+          <w:color w:val="000000"/>
+          <w:sz w:val="19"/>
+          <w:szCs w:val="19"/>
+          <w:highlight w:val="white"/>
+          <w:lang w:val="en-US" w:eastAsia="en-US"/>
+          <w14:ligatures w14:val="standardContextual"/>
+        </w:rPr>
+        <w:t>i</w:t>
+      </w:r>
+      <w:proofErr w:type="spellEnd"/>
+      <w:r>
+        <w:rPr>
+          <w:rFonts w:ascii="Cascadia Mono" w:eastAsiaTheme="minorHAnsi" w:hAnsi="Cascadia Mono" w:cs="Cascadia Mono"/>
+          <w:color w:val="000000"/>
+          <w:sz w:val="19"/>
+          <w:szCs w:val="19"/>
+          <w:highlight w:val="white"/>
+          <w:lang w:val="en-US" w:eastAsia="en-US"/>
+          <w14:ligatures w14:val="standardContextual"/>
+        </w:rPr>
+        <w:t>++) {</w:t>
       </w:r>
     </w:p>
     <w:p>
@@ -19283,6 +20668,7 @@
         </w:rPr>
         <w:t xml:space="preserve"> start = </w:t>
       </w:r>
+      <w:proofErr w:type="spellStart"/>
       <w:r>
         <w:rPr>
           <w:rFonts w:ascii="Cascadia Mono" w:eastAsiaTheme="minorHAnsi" w:hAnsi="Cascadia Mono" w:cs="Cascadia Mono"/>
@@ -19295,6 +20681,7 @@
         </w:rPr>
         <w:t>high_resolution_clock</w:t>
       </w:r>
+      <w:proofErr w:type="spellEnd"/>
       <w:r>
         <w:rPr>
           <w:rFonts w:ascii="Cascadia Mono" w:eastAsiaTheme="minorHAnsi" w:hAnsi="Cascadia Mono" w:cs="Cascadia Mono"/>
@@ -19334,7 +20721,33 @@
           <w:lang w:val="en-US" w:eastAsia="en-US"/>
           <w14:ligatures w14:val="standardContextual"/>
         </w:rPr>
-        <w:t xml:space="preserve">        GradientDescent(</w:t>
+        <w:t xml:space="preserve">        </w:t>
+      </w:r>
+      <w:proofErr w:type="spellStart"/>
+      <w:r>
+        <w:rPr>
+          <w:rFonts w:ascii="Cascadia Mono" w:eastAsiaTheme="minorHAnsi" w:hAnsi="Cascadia Mono" w:cs="Cascadia Mono"/>
+          <w:color w:val="000000"/>
+          <w:sz w:val="19"/>
+          <w:szCs w:val="19"/>
+          <w:highlight w:val="white"/>
+          <w:lang w:val="en-US" w:eastAsia="en-US"/>
+          <w14:ligatures w14:val="standardContextual"/>
+        </w:rPr>
+        <w:t>GradientDescent</w:t>
+      </w:r>
+      <w:proofErr w:type="spellEnd"/>
+      <w:r>
+        <w:rPr>
+          <w:rFonts w:ascii="Cascadia Mono" w:eastAsiaTheme="minorHAnsi" w:hAnsi="Cascadia Mono" w:cs="Cascadia Mono"/>
+          <w:color w:val="000000"/>
+          <w:sz w:val="19"/>
+          <w:szCs w:val="19"/>
+          <w:highlight w:val="white"/>
+          <w:lang w:val="en-US" w:eastAsia="en-US"/>
+          <w14:ligatures w14:val="standardContextual"/>
+        </w:rPr>
+        <w:t>(</w:t>
       </w:r>
       <w:r>
         <w:rPr>
@@ -19509,6 +20922,7 @@
         </w:rPr>
         <w:t xml:space="preserve"> stop = </w:t>
       </w:r>
+      <w:proofErr w:type="spellStart"/>
       <w:r>
         <w:rPr>
           <w:rFonts w:ascii="Cascadia Mono" w:eastAsiaTheme="minorHAnsi" w:hAnsi="Cascadia Mono" w:cs="Cascadia Mono"/>
@@ -19521,6 +20935,7 @@
         </w:rPr>
         <w:t>high_resolution_clock</w:t>
       </w:r>
+      <w:proofErr w:type="spellEnd"/>
       <w:r>
         <w:rPr>
           <w:rFonts w:ascii="Cascadia Mono" w:eastAsiaTheme="minorHAnsi" w:hAnsi="Cascadia Mono" w:cs="Cascadia Mono"/>
@@ -19560,7 +20975,33 @@
           <w:lang w:val="en-US" w:eastAsia="en-US"/>
           <w14:ligatures w14:val="standardContextual"/>
         </w:rPr>
-        <w:t xml:space="preserve">        totalTime += </w:t>
+        <w:t xml:space="preserve">        </w:t>
+      </w:r>
+      <w:proofErr w:type="spellStart"/>
+      <w:r>
+        <w:rPr>
+          <w:rFonts w:ascii="Cascadia Mono" w:eastAsiaTheme="minorHAnsi" w:hAnsi="Cascadia Mono" w:cs="Cascadia Mono"/>
+          <w:color w:val="000000"/>
+          <w:sz w:val="19"/>
+          <w:szCs w:val="19"/>
+          <w:highlight w:val="white"/>
+          <w:lang w:val="en-US" w:eastAsia="en-US"/>
+          <w14:ligatures w14:val="standardContextual"/>
+        </w:rPr>
+        <w:t>totalTime</w:t>
+      </w:r>
+      <w:proofErr w:type="spellEnd"/>
+      <w:r>
+        <w:rPr>
+          <w:rFonts w:ascii="Cascadia Mono" w:eastAsiaTheme="minorHAnsi" w:hAnsi="Cascadia Mono" w:cs="Cascadia Mono"/>
+          <w:color w:val="000000"/>
+          <w:sz w:val="19"/>
+          <w:szCs w:val="19"/>
+          <w:highlight w:val="white"/>
+          <w:lang w:val="en-US" w:eastAsia="en-US"/>
+          <w14:ligatures w14:val="standardContextual"/>
+        </w:rPr>
+        <w:t xml:space="preserve"> += </w:t>
       </w:r>
       <w:r>
         <w:rPr>
@@ -19738,7 +21179,33 @@
           <w:lang w:val="en-US" w:eastAsia="en-US"/>
           <w14:ligatures w14:val="standardContextual"/>
         </w:rPr>
-        <w:t xml:space="preserve"> totalTime / </w:t>
+        <w:t xml:space="preserve"> </w:t>
+      </w:r>
+      <w:proofErr w:type="spellStart"/>
+      <w:r>
+        <w:rPr>
+          <w:rFonts w:ascii="Cascadia Mono" w:eastAsiaTheme="minorHAnsi" w:hAnsi="Cascadia Mono" w:cs="Cascadia Mono"/>
+          <w:color w:val="000000"/>
+          <w:sz w:val="19"/>
+          <w:szCs w:val="19"/>
+          <w:highlight w:val="white"/>
+          <w:lang w:val="en-US" w:eastAsia="en-US"/>
+          <w14:ligatures w14:val="standardContextual"/>
+        </w:rPr>
+        <w:t>totalTime</w:t>
+      </w:r>
+      <w:proofErr w:type="spellEnd"/>
+      <w:r>
+        <w:rPr>
+          <w:rFonts w:ascii="Cascadia Mono" w:eastAsiaTheme="minorHAnsi" w:hAnsi="Cascadia Mono" w:cs="Cascadia Mono"/>
+          <w:color w:val="000000"/>
+          <w:sz w:val="19"/>
+          <w:szCs w:val="19"/>
+          <w:highlight w:val="white"/>
+          <w:lang w:val="en-US" w:eastAsia="en-US"/>
+          <w14:ligatures w14:val="standardContextual"/>
+        </w:rPr>
+        <w:t xml:space="preserve"> / </w:t>
       </w:r>
       <w:r>
         <w:rPr>
@@ -19878,7 +21345,33 @@
           <w:lang w:val="en-US" w:eastAsia="en-US"/>
           <w14:ligatures w14:val="standardContextual"/>
         </w:rPr>
-        <w:t xml:space="preserve">    setlocale(</w:t>
+        <w:t xml:space="preserve">    </w:t>
+      </w:r>
+      <w:proofErr w:type="spellStart"/>
+      <w:r>
+        <w:rPr>
+          <w:rFonts w:ascii="Cascadia Mono" w:eastAsiaTheme="minorHAnsi" w:hAnsi="Cascadia Mono" w:cs="Cascadia Mono"/>
+          <w:color w:val="000000"/>
+          <w:sz w:val="19"/>
+          <w:szCs w:val="19"/>
+          <w:highlight w:val="white"/>
+          <w:lang w:val="en-US" w:eastAsia="en-US"/>
+          <w14:ligatures w14:val="standardContextual"/>
+        </w:rPr>
+        <w:t>setlocale</w:t>
+      </w:r>
+      <w:proofErr w:type="spellEnd"/>
+      <w:r>
+        <w:rPr>
+          <w:rFonts w:ascii="Cascadia Mono" w:eastAsiaTheme="minorHAnsi" w:hAnsi="Cascadia Mono" w:cs="Cascadia Mono"/>
+          <w:color w:val="000000"/>
+          <w:sz w:val="19"/>
+          <w:szCs w:val="19"/>
+          <w:highlight w:val="white"/>
+          <w:lang w:val="en-US" w:eastAsia="en-US"/>
+          <w14:ligatures w14:val="standardContextual"/>
+        </w:rPr>
+        <w:t>(</w:t>
       </w:r>
       <w:r>
         <w:rPr>
@@ -20371,7 +21864,33 @@
           <w:lang w:val="en-US" w:eastAsia="en-US"/>
           <w14:ligatures w14:val="standardContextual"/>
         </w:rPr>
-        <w:t xml:space="preserve"> checkCount = 10000;</w:t>
+        <w:t xml:space="preserve"> </w:t>
+      </w:r>
+      <w:proofErr w:type="spellStart"/>
+      <w:r>
+        <w:rPr>
+          <w:rFonts w:ascii="Cascadia Mono" w:eastAsiaTheme="minorHAnsi" w:hAnsi="Cascadia Mono" w:cs="Cascadia Mono"/>
+          <w:color w:val="000000"/>
+          <w:sz w:val="19"/>
+          <w:szCs w:val="19"/>
+          <w:highlight w:val="white"/>
+          <w:lang w:val="en-US" w:eastAsia="en-US"/>
+          <w14:ligatures w14:val="standardContextual"/>
+        </w:rPr>
+        <w:t>checkCount</w:t>
+      </w:r>
+      <w:proofErr w:type="spellEnd"/>
+      <w:r>
+        <w:rPr>
+          <w:rFonts w:ascii="Cascadia Mono" w:eastAsiaTheme="minorHAnsi" w:hAnsi="Cascadia Mono" w:cs="Cascadia Mono"/>
+          <w:color w:val="000000"/>
+          <w:sz w:val="19"/>
+          <w:szCs w:val="19"/>
+          <w:highlight w:val="white"/>
+          <w:lang w:val="en-US" w:eastAsia="en-US"/>
+          <w14:ligatures w14:val="standardContextual"/>
+        </w:rPr>
+        <w:t xml:space="preserve"> = 10000;</w:t>
       </w:r>
     </w:p>
     <w:p>
@@ -20571,7 +22090,33 @@
           <w:lang w:val="en-US" w:eastAsia="en-US"/>
           <w14:ligatures w14:val="standardContextual"/>
         </w:rPr>
-        <w:t xml:space="preserve">        cout </w:t>
+        <w:t xml:space="preserve">        </w:t>
+      </w:r>
+      <w:proofErr w:type="spellStart"/>
+      <w:r>
+        <w:rPr>
+          <w:rFonts w:ascii="Cascadia Mono" w:eastAsiaTheme="minorHAnsi" w:hAnsi="Cascadia Mono" w:cs="Cascadia Mono"/>
+          <w:color w:val="000000"/>
+          <w:sz w:val="19"/>
+          <w:szCs w:val="19"/>
+          <w:highlight w:val="white"/>
+          <w:lang w:val="en-US" w:eastAsia="en-US"/>
+          <w14:ligatures w14:val="standardContextual"/>
+        </w:rPr>
+        <w:t>cout</w:t>
+      </w:r>
+      <w:proofErr w:type="spellEnd"/>
+      <w:r>
+        <w:rPr>
+          <w:rFonts w:ascii="Cascadia Mono" w:eastAsiaTheme="minorHAnsi" w:hAnsi="Cascadia Mono" w:cs="Cascadia Mono"/>
+          <w:color w:val="000000"/>
+          <w:sz w:val="19"/>
+          <w:szCs w:val="19"/>
+          <w:highlight w:val="white"/>
+          <w:lang w:val="en-US" w:eastAsia="en-US"/>
+          <w14:ligatures w14:val="standardContextual"/>
+        </w:rPr>
+        <w:t xml:space="preserve"> </w:t>
       </w:r>
       <w:r>
         <w:rPr>
@@ -20691,7 +22236,33 @@
           <w:lang w:val="en-US" w:eastAsia="en-US"/>
           <w14:ligatures w14:val="standardContextual"/>
         </w:rPr>
-        <w:t xml:space="preserve"> endl;</w:t>
+        <w:t xml:space="preserve"> </w:t>
+      </w:r>
+      <w:proofErr w:type="spellStart"/>
+      <w:r>
+        <w:rPr>
+          <w:rFonts w:ascii="Cascadia Mono" w:eastAsiaTheme="minorHAnsi" w:hAnsi="Cascadia Mono" w:cs="Cascadia Mono"/>
+          <w:color w:val="000000"/>
+          <w:sz w:val="19"/>
+          <w:szCs w:val="19"/>
+          <w:highlight w:val="white"/>
+          <w:lang w:val="en-US" w:eastAsia="en-US"/>
+          <w14:ligatures w14:val="standardContextual"/>
+        </w:rPr>
+        <w:t>endl</w:t>
+      </w:r>
+      <w:proofErr w:type="spellEnd"/>
+      <w:r>
+        <w:rPr>
+          <w:rFonts w:ascii="Cascadia Mono" w:eastAsiaTheme="minorHAnsi" w:hAnsi="Cascadia Mono" w:cs="Cascadia Mono"/>
+          <w:color w:val="000000"/>
+          <w:sz w:val="19"/>
+          <w:szCs w:val="19"/>
+          <w:highlight w:val="white"/>
+          <w:lang w:val="en-US" w:eastAsia="en-US"/>
+          <w14:ligatures w14:val="standardContextual"/>
+        </w:rPr>
+        <w:t>;</w:t>
       </w:r>
     </w:p>
     <w:p>
@@ -20721,7 +22292,33 @@
           <w14:ligatures w14:val="standardContextual"/>
         </w:rPr>
         <w:lastRenderedPageBreak/>
-        <w:t xml:space="preserve">        cout </w:t>
+        <w:t xml:space="preserve">        </w:t>
+      </w:r>
+      <w:proofErr w:type="spellStart"/>
+      <w:r>
+        <w:rPr>
+          <w:rFonts w:ascii="Cascadia Mono" w:eastAsiaTheme="minorHAnsi" w:hAnsi="Cascadia Mono" w:cs="Cascadia Mono"/>
+          <w:color w:val="000000"/>
+          <w:sz w:val="19"/>
+          <w:szCs w:val="19"/>
+          <w:highlight w:val="white"/>
+          <w:lang w:val="en-US" w:eastAsia="en-US"/>
+          <w14:ligatures w14:val="standardContextual"/>
+        </w:rPr>
+        <w:t>cout</w:t>
+      </w:r>
+      <w:proofErr w:type="spellEnd"/>
+      <w:r>
+        <w:rPr>
+          <w:rFonts w:ascii="Cascadia Mono" w:eastAsiaTheme="minorHAnsi" w:hAnsi="Cascadia Mono" w:cs="Cascadia Mono"/>
+          <w:color w:val="000000"/>
+          <w:sz w:val="19"/>
+          <w:szCs w:val="19"/>
+          <w:highlight w:val="white"/>
+          <w:lang w:val="en-US" w:eastAsia="en-US"/>
+          <w14:ligatures w14:val="standardContextual"/>
+        </w:rPr>
+        <w:t xml:space="preserve"> </w:t>
       </w:r>
       <w:r>
         <w:rPr>
@@ -20805,7 +22402,33 @@
           <w:lang w:val="en-US" w:eastAsia="en-US"/>
           <w14:ligatures w14:val="standardContextual"/>
         </w:rPr>
-        <w:t>: x_min = "</w:t>
+        <w:t xml:space="preserve">: </w:t>
+      </w:r>
+      <w:proofErr w:type="spellStart"/>
+      <w:r>
+        <w:rPr>
+          <w:rFonts w:ascii="Cascadia Mono" w:eastAsiaTheme="minorHAnsi" w:hAnsi="Cascadia Mono" w:cs="Cascadia Mono"/>
+          <w:color w:val="A31515"/>
+          <w:sz w:val="19"/>
+          <w:szCs w:val="19"/>
+          <w:highlight w:val="white"/>
+          <w:lang w:val="en-US" w:eastAsia="en-US"/>
+          <w14:ligatures w14:val="standardContextual"/>
+        </w:rPr>
+        <w:t>x_min</w:t>
+      </w:r>
+      <w:proofErr w:type="spellEnd"/>
+      <w:r>
+        <w:rPr>
+          <w:rFonts w:ascii="Cascadia Mono" w:eastAsiaTheme="minorHAnsi" w:hAnsi="Cascadia Mono" w:cs="Cascadia Mono"/>
+          <w:color w:val="A31515"/>
+          <w:sz w:val="19"/>
+          <w:szCs w:val="19"/>
+          <w:highlight w:val="white"/>
+          <w:lang w:val="en-US" w:eastAsia="en-US"/>
+          <w14:ligatures w14:val="standardContextual"/>
+        </w:rPr>
+        <w:t xml:space="preserve"> = "</w:t>
       </w:r>
       <w:r>
         <w:rPr>
@@ -20937,7 +22560,59 @@
           <w:lang w:val="en-US" w:eastAsia="en-US"/>
           <w14:ligatures w14:val="standardContextual"/>
         </w:rPr>
-        <w:t xml:space="preserve"> CheckDichotomy(f, a, b, acc, checkCount) </w:t>
+        <w:t xml:space="preserve"> </w:t>
+      </w:r>
+      <w:proofErr w:type="spellStart"/>
+      <w:r>
+        <w:rPr>
+          <w:rFonts w:ascii="Cascadia Mono" w:eastAsiaTheme="minorHAnsi" w:hAnsi="Cascadia Mono" w:cs="Cascadia Mono"/>
+          <w:color w:val="000000"/>
+          <w:sz w:val="19"/>
+          <w:szCs w:val="19"/>
+          <w:highlight w:val="white"/>
+          <w:lang w:val="en-US" w:eastAsia="en-US"/>
+          <w14:ligatures w14:val="standardContextual"/>
+        </w:rPr>
+        <w:t>CheckDichotomy</w:t>
+      </w:r>
+      <w:proofErr w:type="spellEnd"/>
+      <w:r>
+        <w:rPr>
+          <w:rFonts w:ascii="Cascadia Mono" w:eastAsiaTheme="minorHAnsi" w:hAnsi="Cascadia Mono" w:cs="Cascadia Mono"/>
+          <w:color w:val="000000"/>
+          <w:sz w:val="19"/>
+          <w:szCs w:val="19"/>
+          <w:highlight w:val="white"/>
+          <w:lang w:val="en-US" w:eastAsia="en-US"/>
+          <w14:ligatures w14:val="standardContextual"/>
+        </w:rPr>
+        <w:t xml:space="preserve">(f, a, b, acc, </w:t>
+      </w:r>
+      <w:proofErr w:type="spellStart"/>
+      <w:r>
+        <w:rPr>
+          <w:rFonts w:ascii="Cascadia Mono" w:eastAsiaTheme="minorHAnsi" w:hAnsi="Cascadia Mono" w:cs="Cascadia Mono"/>
+          <w:color w:val="000000"/>
+          <w:sz w:val="19"/>
+          <w:szCs w:val="19"/>
+          <w:highlight w:val="white"/>
+          <w:lang w:val="en-US" w:eastAsia="en-US"/>
+          <w14:ligatures w14:val="standardContextual"/>
+        </w:rPr>
+        <w:t>checkCount</w:t>
+      </w:r>
+      <w:proofErr w:type="spellEnd"/>
+      <w:r>
+        <w:rPr>
+          <w:rFonts w:ascii="Cascadia Mono" w:eastAsiaTheme="minorHAnsi" w:hAnsi="Cascadia Mono" w:cs="Cascadia Mono"/>
+          <w:color w:val="000000"/>
+          <w:sz w:val="19"/>
+          <w:szCs w:val="19"/>
+          <w:highlight w:val="white"/>
+          <w:lang w:val="en-US" w:eastAsia="en-US"/>
+          <w14:ligatures w14:val="standardContextual"/>
+        </w:rPr>
+        <w:t xml:space="preserve">) </w:t>
       </w:r>
       <w:r>
         <w:rPr>
@@ -21033,7 +22708,33 @@
           <w:lang w:val="en-US" w:eastAsia="en-US"/>
           <w14:ligatures w14:val="standardContextual"/>
         </w:rPr>
-        <w:t xml:space="preserve"> endl;</w:t>
+        <w:t xml:space="preserve"> </w:t>
+      </w:r>
+      <w:proofErr w:type="spellStart"/>
+      <w:r>
+        <w:rPr>
+          <w:rFonts w:ascii="Cascadia Mono" w:eastAsiaTheme="minorHAnsi" w:hAnsi="Cascadia Mono" w:cs="Cascadia Mono"/>
+          <w:color w:val="000000"/>
+          <w:sz w:val="19"/>
+          <w:szCs w:val="19"/>
+          <w:highlight w:val="white"/>
+          <w:lang w:val="en-US" w:eastAsia="en-US"/>
+          <w14:ligatures w14:val="standardContextual"/>
+        </w:rPr>
+        <w:t>endl</w:t>
+      </w:r>
+      <w:proofErr w:type="spellEnd"/>
+      <w:r>
+        <w:rPr>
+          <w:rFonts w:ascii="Cascadia Mono" w:eastAsiaTheme="minorHAnsi" w:hAnsi="Cascadia Mono" w:cs="Cascadia Mono"/>
+          <w:color w:val="000000"/>
+          <w:sz w:val="19"/>
+          <w:szCs w:val="19"/>
+          <w:highlight w:val="white"/>
+          <w:lang w:val="en-US" w:eastAsia="en-US"/>
+          <w14:ligatures w14:val="standardContextual"/>
+        </w:rPr>
+        <w:t>;</w:t>
       </w:r>
     </w:p>
     <w:p>
@@ -21062,7 +22763,33 @@
           <w:lang w:val="en-US" w:eastAsia="en-US"/>
           <w14:ligatures w14:val="standardContextual"/>
         </w:rPr>
-        <w:t xml:space="preserve">        cout </w:t>
+        <w:t xml:space="preserve">        </w:t>
+      </w:r>
+      <w:proofErr w:type="spellStart"/>
+      <w:r>
+        <w:rPr>
+          <w:rFonts w:ascii="Cascadia Mono" w:eastAsiaTheme="minorHAnsi" w:hAnsi="Cascadia Mono" w:cs="Cascadia Mono"/>
+          <w:color w:val="000000"/>
+          <w:sz w:val="19"/>
+          <w:szCs w:val="19"/>
+          <w:highlight w:val="white"/>
+          <w:lang w:val="en-US" w:eastAsia="en-US"/>
+          <w14:ligatures w14:val="standardContextual"/>
+        </w:rPr>
+        <w:t>cout</w:t>
+      </w:r>
+      <w:proofErr w:type="spellEnd"/>
+      <w:r>
+        <w:rPr>
+          <w:rFonts w:ascii="Cascadia Mono" w:eastAsiaTheme="minorHAnsi" w:hAnsi="Cascadia Mono" w:cs="Cascadia Mono"/>
+          <w:color w:val="000000"/>
+          <w:sz w:val="19"/>
+          <w:szCs w:val="19"/>
+          <w:highlight w:val="white"/>
+          <w:lang w:val="en-US" w:eastAsia="en-US"/>
+          <w14:ligatures w14:val="standardContextual"/>
+        </w:rPr>
+        <w:t xml:space="preserve"> </w:t>
       </w:r>
       <w:r>
         <w:rPr>
@@ -21170,7 +22897,33 @@
           <w:lang w:val="en-US" w:eastAsia="en-US"/>
           <w14:ligatures w14:val="standardContextual"/>
         </w:rPr>
-        <w:t>: x_min = "</w:t>
+        <w:t xml:space="preserve">: </w:t>
+      </w:r>
+      <w:proofErr w:type="spellStart"/>
+      <w:r>
+        <w:rPr>
+          <w:rFonts w:ascii="Cascadia Mono" w:eastAsiaTheme="minorHAnsi" w:hAnsi="Cascadia Mono" w:cs="Cascadia Mono"/>
+          <w:color w:val="A31515"/>
+          <w:sz w:val="19"/>
+          <w:szCs w:val="19"/>
+          <w:highlight w:val="white"/>
+          <w:lang w:val="en-US" w:eastAsia="en-US"/>
+          <w14:ligatures w14:val="standardContextual"/>
+        </w:rPr>
+        <w:t>x_min</w:t>
+      </w:r>
+      <w:proofErr w:type="spellEnd"/>
+      <w:r>
+        <w:rPr>
+          <w:rFonts w:ascii="Cascadia Mono" w:eastAsiaTheme="minorHAnsi" w:hAnsi="Cascadia Mono" w:cs="Cascadia Mono"/>
+          <w:color w:val="A31515"/>
+          <w:sz w:val="19"/>
+          <w:szCs w:val="19"/>
+          <w:highlight w:val="white"/>
+          <w:lang w:val="en-US" w:eastAsia="en-US"/>
+          <w14:ligatures w14:val="standardContextual"/>
+        </w:rPr>
+        <w:t xml:space="preserve"> = "</w:t>
       </w:r>
       <w:r>
         <w:rPr>
@@ -21206,7 +22959,33 @@
           <w:lang w:val="en-US" w:eastAsia="en-US"/>
           <w14:ligatures w14:val="standardContextual"/>
         </w:rPr>
-        <w:t xml:space="preserve"> GoldenSection(f, a, b, acc) </w:t>
+        <w:t xml:space="preserve"> </w:t>
+      </w:r>
+      <w:proofErr w:type="spellStart"/>
+      <w:r>
+        <w:rPr>
+          <w:rFonts w:ascii="Cascadia Mono" w:eastAsiaTheme="minorHAnsi" w:hAnsi="Cascadia Mono" w:cs="Cascadia Mono"/>
+          <w:color w:val="000000"/>
+          <w:sz w:val="19"/>
+          <w:szCs w:val="19"/>
+          <w:highlight w:val="white"/>
+          <w:lang w:val="en-US" w:eastAsia="en-US"/>
+          <w14:ligatures w14:val="standardContextual"/>
+        </w:rPr>
+        <w:t>GoldenSection</w:t>
+      </w:r>
+      <w:proofErr w:type="spellEnd"/>
+      <w:r>
+        <w:rPr>
+          <w:rFonts w:ascii="Cascadia Mono" w:eastAsiaTheme="minorHAnsi" w:hAnsi="Cascadia Mono" w:cs="Cascadia Mono"/>
+          <w:color w:val="000000"/>
+          <w:sz w:val="19"/>
+          <w:szCs w:val="19"/>
+          <w:highlight w:val="white"/>
+          <w:lang w:val="en-US" w:eastAsia="en-US"/>
+          <w14:ligatures w14:val="standardContextual"/>
+        </w:rPr>
+        <w:t xml:space="preserve">(f, a, b, acc) </w:t>
       </w:r>
       <w:r>
         <w:rPr>
@@ -21302,7 +23081,59 @@
           <w:lang w:val="en-US" w:eastAsia="en-US"/>
           <w14:ligatures w14:val="standardContextual"/>
         </w:rPr>
-        <w:t xml:space="preserve"> CheckGoldenSection(f, a, b, acc, checkCount) </w:t>
+        <w:t xml:space="preserve"> </w:t>
+      </w:r>
+      <w:proofErr w:type="spellStart"/>
+      <w:r>
+        <w:rPr>
+          <w:rFonts w:ascii="Cascadia Mono" w:eastAsiaTheme="minorHAnsi" w:hAnsi="Cascadia Mono" w:cs="Cascadia Mono"/>
+          <w:color w:val="000000"/>
+          <w:sz w:val="19"/>
+          <w:szCs w:val="19"/>
+          <w:highlight w:val="white"/>
+          <w:lang w:val="en-US" w:eastAsia="en-US"/>
+          <w14:ligatures w14:val="standardContextual"/>
+        </w:rPr>
+        <w:t>CheckGoldenSection</w:t>
+      </w:r>
+      <w:proofErr w:type="spellEnd"/>
+      <w:r>
+        <w:rPr>
+          <w:rFonts w:ascii="Cascadia Mono" w:eastAsiaTheme="minorHAnsi" w:hAnsi="Cascadia Mono" w:cs="Cascadia Mono"/>
+          <w:color w:val="000000"/>
+          <w:sz w:val="19"/>
+          <w:szCs w:val="19"/>
+          <w:highlight w:val="white"/>
+          <w:lang w:val="en-US" w:eastAsia="en-US"/>
+          <w14:ligatures w14:val="standardContextual"/>
+        </w:rPr>
+        <w:t xml:space="preserve">(f, a, b, acc, </w:t>
+      </w:r>
+      <w:proofErr w:type="spellStart"/>
+      <w:r>
+        <w:rPr>
+          <w:rFonts w:ascii="Cascadia Mono" w:eastAsiaTheme="minorHAnsi" w:hAnsi="Cascadia Mono" w:cs="Cascadia Mono"/>
+          <w:color w:val="000000"/>
+          <w:sz w:val="19"/>
+          <w:szCs w:val="19"/>
+          <w:highlight w:val="white"/>
+          <w:lang w:val="en-US" w:eastAsia="en-US"/>
+          <w14:ligatures w14:val="standardContextual"/>
+        </w:rPr>
+        <w:t>checkCount</w:t>
+      </w:r>
+      <w:proofErr w:type="spellEnd"/>
+      <w:r>
+        <w:rPr>
+          <w:rFonts w:ascii="Cascadia Mono" w:eastAsiaTheme="minorHAnsi" w:hAnsi="Cascadia Mono" w:cs="Cascadia Mono"/>
+          <w:color w:val="000000"/>
+          <w:sz w:val="19"/>
+          <w:szCs w:val="19"/>
+          <w:highlight w:val="white"/>
+          <w:lang w:val="en-US" w:eastAsia="en-US"/>
+          <w14:ligatures w14:val="standardContextual"/>
+        </w:rPr>
+        <w:t xml:space="preserve">) </w:t>
       </w:r>
       <w:r>
         <w:rPr>
@@ -21398,7 +23229,33 @@
           <w:lang w:val="en-US" w:eastAsia="en-US"/>
           <w14:ligatures w14:val="standardContextual"/>
         </w:rPr>
-        <w:t xml:space="preserve"> endl;</w:t>
+        <w:t xml:space="preserve"> </w:t>
+      </w:r>
+      <w:proofErr w:type="spellStart"/>
+      <w:r>
+        <w:rPr>
+          <w:rFonts w:ascii="Cascadia Mono" w:eastAsiaTheme="minorHAnsi" w:hAnsi="Cascadia Mono" w:cs="Cascadia Mono"/>
+          <w:color w:val="000000"/>
+          <w:sz w:val="19"/>
+          <w:szCs w:val="19"/>
+          <w:highlight w:val="white"/>
+          <w:lang w:val="en-US" w:eastAsia="en-US"/>
+          <w14:ligatures w14:val="standardContextual"/>
+        </w:rPr>
+        <w:t>endl</w:t>
+      </w:r>
+      <w:proofErr w:type="spellEnd"/>
+      <w:r>
+        <w:rPr>
+          <w:rFonts w:ascii="Cascadia Mono" w:eastAsiaTheme="minorHAnsi" w:hAnsi="Cascadia Mono" w:cs="Cascadia Mono"/>
+          <w:color w:val="000000"/>
+          <w:sz w:val="19"/>
+          <w:szCs w:val="19"/>
+          <w:highlight w:val="white"/>
+          <w:lang w:val="en-US" w:eastAsia="en-US"/>
+          <w14:ligatures w14:val="standardContextual"/>
+        </w:rPr>
+        <w:t>;</w:t>
       </w:r>
     </w:p>
     <w:p>
@@ -21427,7 +23284,33 @@
           <w:lang w:val="en-US" w:eastAsia="en-US"/>
           <w14:ligatures w14:val="standardContextual"/>
         </w:rPr>
-        <w:t xml:space="preserve">        cout </w:t>
+        <w:t xml:space="preserve">        </w:t>
+      </w:r>
+      <w:proofErr w:type="spellStart"/>
+      <w:r>
+        <w:rPr>
+          <w:rFonts w:ascii="Cascadia Mono" w:eastAsiaTheme="minorHAnsi" w:hAnsi="Cascadia Mono" w:cs="Cascadia Mono"/>
+          <w:color w:val="000000"/>
+          <w:sz w:val="19"/>
+          <w:szCs w:val="19"/>
+          <w:highlight w:val="white"/>
+          <w:lang w:val="en-US" w:eastAsia="en-US"/>
+          <w14:ligatures w14:val="standardContextual"/>
+        </w:rPr>
+        <w:t>cout</w:t>
+      </w:r>
+      <w:proofErr w:type="spellEnd"/>
+      <w:r>
+        <w:rPr>
+          <w:rFonts w:ascii="Cascadia Mono" w:eastAsiaTheme="minorHAnsi" w:hAnsi="Cascadia Mono" w:cs="Cascadia Mono"/>
+          <w:color w:val="000000"/>
+          <w:sz w:val="19"/>
+          <w:szCs w:val="19"/>
+          <w:highlight w:val="white"/>
+          <w:lang w:val="en-US" w:eastAsia="en-US"/>
+          <w14:ligatures w14:val="standardContextual"/>
+        </w:rPr>
+        <w:t xml:space="preserve"> </w:t>
       </w:r>
       <w:r>
         <w:rPr>
@@ -21535,7 +23418,33 @@
           <w:lang w:val="en-US" w:eastAsia="en-US"/>
           <w14:ligatures w14:val="standardContextual"/>
         </w:rPr>
-        <w:t>: x_min = "</w:t>
+        <w:t xml:space="preserve">: </w:t>
+      </w:r>
+      <w:proofErr w:type="spellStart"/>
+      <w:r>
+        <w:rPr>
+          <w:rFonts w:ascii="Cascadia Mono" w:eastAsiaTheme="minorHAnsi" w:hAnsi="Cascadia Mono" w:cs="Cascadia Mono"/>
+          <w:color w:val="A31515"/>
+          <w:sz w:val="19"/>
+          <w:szCs w:val="19"/>
+          <w:highlight w:val="white"/>
+          <w:lang w:val="en-US" w:eastAsia="en-US"/>
+          <w14:ligatures w14:val="standardContextual"/>
+        </w:rPr>
+        <w:t>x_min</w:t>
+      </w:r>
+      <w:proofErr w:type="spellEnd"/>
+      <w:r>
+        <w:rPr>
+          <w:rFonts w:ascii="Cascadia Mono" w:eastAsiaTheme="minorHAnsi" w:hAnsi="Cascadia Mono" w:cs="Cascadia Mono"/>
+          <w:color w:val="A31515"/>
+          <w:sz w:val="19"/>
+          <w:szCs w:val="19"/>
+          <w:highlight w:val="white"/>
+          <w:lang w:val="en-US" w:eastAsia="en-US"/>
+          <w14:ligatures w14:val="standardContextual"/>
+        </w:rPr>
+        <w:t xml:space="preserve"> = "</w:t>
       </w:r>
       <w:r>
         <w:rPr>
@@ -21571,7 +23480,33 @@
           <w:lang w:val="en-US" w:eastAsia="en-US"/>
           <w14:ligatures w14:val="standardContextual"/>
         </w:rPr>
-        <w:t xml:space="preserve"> GradientDescent(f, df, x0, alpha, acc) </w:t>
+        <w:t xml:space="preserve"> </w:t>
+      </w:r>
+      <w:proofErr w:type="spellStart"/>
+      <w:r>
+        <w:rPr>
+          <w:rFonts w:ascii="Cascadia Mono" w:eastAsiaTheme="minorHAnsi" w:hAnsi="Cascadia Mono" w:cs="Cascadia Mono"/>
+          <w:color w:val="000000"/>
+          <w:sz w:val="19"/>
+          <w:szCs w:val="19"/>
+          <w:highlight w:val="white"/>
+          <w:lang w:val="en-US" w:eastAsia="en-US"/>
+          <w14:ligatures w14:val="standardContextual"/>
+        </w:rPr>
+        <w:t>GradientDescent</w:t>
+      </w:r>
+      <w:proofErr w:type="spellEnd"/>
+      <w:r>
+        <w:rPr>
+          <w:rFonts w:ascii="Cascadia Mono" w:eastAsiaTheme="minorHAnsi" w:hAnsi="Cascadia Mono" w:cs="Cascadia Mono"/>
+          <w:color w:val="000000"/>
+          <w:sz w:val="19"/>
+          <w:szCs w:val="19"/>
+          <w:highlight w:val="white"/>
+          <w:lang w:val="en-US" w:eastAsia="en-US"/>
+          <w14:ligatures w14:val="standardContextual"/>
+        </w:rPr>
+        <w:t xml:space="preserve">(f, df, x0, alpha, acc) </w:t>
       </w:r>
       <w:r>
         <w:rPr>
@@ -21667,7 +23602,59 @@
           <w:lang w:val="en-US" w:eastAsia="en-US"/>
           <w14:ligatures w14:val="standardContextual"/>
         </w:rPr>
-        <w:t xml:space="preserve"> CheckGradientDescent(f, df, x0, alpha, acc, checkCount) </w:t>
+        <w:t xml:space="preserve"> </w:t>
+      </w:r>
+      <w:proofErr w:type="spellStart"/>
+      <w:r>
+        <w:rPr>
+          <w:rFonts w:ascii="Cascadia Mono" w:eastAsiaTheme="minorHAnsi" w:hAnsi="Cascadia Mono" w:cs="Cascadia Mono"/>
+          <w:color w:val="000000"/>
+          <w:sz w:val="19"/>
+          <w:szCs w:val="19"/>
+          <w:highlight w:val="white"/>
+          <w:lang w:val="en-US" w:eastAsia="en-US"/>
+          <w14:ligatures w14:val="standardContextual"/>
+        </w:rPr>
+        <w:t>CheckGradientDescent</w:t>
+      </w:r>
+      <w:proofErr w:type="spellEnd"/>
+      <w:r>
+        <w:rPr>
+          <w:rFonts w:ascii="Cascadia Mono" w:eastAsiaTheme="minorHAnsi" w:hAnsi="Cascadia Mono" w:cs="Cascadia Mono"/>
+          <w:color w:val="000000"/>
+          <w:sz w:val="19"/>
+          <w:szCs w:val="19"/>
+          <w:highlight w:val="white"/>
+          <w:lang w:val="en-US" w:eastAsia="en-US"/>
+          <w14:ligatures w14:val="standardContextual"/>
+        </w:rPr>
+        <w:t xml:space="preserve">(f, df, x0, alpha, acc, </w:t>
+      </w:r>
+      <w:proofErr w:type="spellStart"/>
+      <w:r>
+        <w:rPr>
+          <w:rFonts w:ascii="Cascadia Mono" w:eastAsiaTheme="minorHAnsi" w:hAnsi="Cascadia Mono" w:cs="Cascadia Mono"/>
+          <w:color w:val="000000"/>
+          <w:sz w:val="19"/>
+          <w:szCs w:val="19"/>
+          <w:highlight w:val="white"/>
+          <w:lang w:val="en-US" w:eastAsia="en-US"/>
+          <w14:ligatures w14:val="standardContextual"/>
+        </w:rPr>
+        <w:t>checkCount</w:t>
+      </w:r>
+      <w:proofErr w:type="spellEnd"/>
+      <w:r>
+        <w:rPr>
+          <w:rFonts w:ascii="Cascadia Mono" w:eastAsiaTheme="minorHAnsi" w:hAnsi="Cascadia Mono" w:cs="Cascadia Mono"/>
+          <w:color w:val="000000"/>
+          <w:sz w:val="19"/>
+          <w:szCs w:val="19"/>
+          <w:highlight w:val="white"/>
+          <w:lang w:val="en-US" w:eastAsia="en-US"/>
+          <w14:ligatures w14:val="standardContextual"/>
+        </w:rPr>
+        <w:t xml:space="preserve">) </w:t>
       </w:r>
       <w:r>
         <w:rPr>
@@ -21763,7 +23750,33 @@
           <w:lang w:val="en-US" w:eastAsia="en-US"/>
           <w14:ligatures w14:val="standardContextual"/>
         </w:rPr>
-        <w:t xml:space="preserve"> endl;</w:t>
+        <w:t xml:space="preserve"> </w:t>
+      </w:r>
+      <w:proofErr w:type="spellStart"/>
+      <w:r>
+        <w:rPr>
+          <w:rFonts w:ascii="Cascadia Mono" w:eastAsiaTheme="minorHAnsi" w:hAnsi="Cascadia Mono" w:cs="Cascadia Mono"/>
+          <w:color w:val="000000"/>
+          <w:sz w:val="19"/>
+          <w:szCs w:val="19"/>
+          <w:highlight w:val="white"/>
+          <w:lang w:val="en-US" w:eastAsia="en-US"/>
+          <w14:ligatures w14:val="standardContextual"/>
+        </w:rPr>
+        <w:t>endl</w:t>
+      </w:r>
+      <w:proofErr w:type="spellEnd"/>
+      <w:r>
+        <w:rPr>
+          <w:rFonts w:ascii="Cascadia Mono" w:eastAsiaTheme="minorHAnsi" w:hAnsi="Cascadia Mono" w:cs="Cascadia Mono"/>
+          <w:color w:val="000000"/>
+          <w:sz w:val="19"/>
+          <w:szCs w:val="19"/>
+          <w:highlight w:val="white"/>
+          <w:lang w:val="en-US" w:eastAsia="en-US"/>
+          <w14:ligatures w14:val="standardContextual"/>
+        </w:rPr>
+        <w:t>;</w:t>
       </w:r>
     </w:p>
     <w:p>
@@ -21794,6 +23807,7 @@
         </w:rPr>
         <w:t xml:space="preserve">        </w:t>
       </w:r>
+      <w:proofErr w:type="spellStart"/>
       <w:r>
         <w:rPr>
           <w:rFonts w:ascii="Cascadia Mono" w:eastAsiaTheme="minorHAnsi" w:hAnsi="Cascadia Mono" w:cs="Cascadia Mono"/>
@@ -21804,7 +23818,20 @@
           <w:lang w:eastAsia="en-US"/>
           <w14:ligatures w14:val="standardContextual"/>
         </w:rPr>
-        <w:t xml:space="preserve">cout </w:t>
+        <w:t>cout</w:t>
+      </w:r>
+      <w:proofErr w:type="spellEnd"/>
+      <w:r>
+        <w:rPr>
+          <w:rFonts w:ascii="Cascadia Mono" w:eastAsiaTheme="minorHAnsi" w:hAnsi="Cascadia Mono" w:cs="Cascadia Mono"/>
+          <w:color w:val="000000"/>
+          <w:sz w:val="19"/>
+          <w:szCs w:val="19"/>
+          <w:highlight w:val="white"/>
+          <w:lang w:eastAsia="en-US"/>
+          <w14:ligatures w14:val="standardContextual"/>
+        </w:rPr>
+        <w:t xml:space="preserve"> </w:t>
       </w:r>
       <w:r>
         <w:rPr>
@@ -21828,7 +23855,33 @@
           <w:lang w:eastAsia="en-US"/>
           <w14:ligatures w14:val="standardContextual"/>
         </w:rPr>
-        <w:t xml:space="preserve"> endl;</w:t>
+        <w:t xml:space="preserve"> </w:t>
+      </w:r>
+      <w:proofErr w:type="spellStart"/>
+      <w:r>
+        <w:rPr>
+          <w:rFonts w:ascii="Cascadia Mono" w:eastAsiaTheme="minorHAnsi" w:hAnsi="Cascadia Mono" w:cs="Cascadia Mono"/>
+          <w:color w:val="000000"/>
+          <w:sz w:val="19"/>
+          <w:szCs w:val="19"/>
+          <w:highlight w:val="white"/>
+          <w:lang w:eastAsia="en-US"/>
+          <w14:ligatures w14:val="standardContextual"/>
+        </w:rPr>
+        <w:t>endl</w:t>
+      </w:r>
+      <w:proofErr w:type="spellEnd"/>
+      <w:r>
+        <w:rPr>
+          <w:rFonts w:ascii="Cascadia Mono" w:eastAsiaTheme="minorHAnsi" w:hAnsi="Cascadia Mono" w:cs="Cascadia Mono"/>
+          <w:color w:val="000000"/>
+          <w:sz w:val="19"/>
+          <w:szCs w:val="19"/>
+          <w:highlight w:val="white"/>
+          <w:lang w:eastAsia="en-US"/>
+          <w14:ligatures w14:val="standardContextual"/>
+        </w:rPr>
+        <w:t>;</w:t>
       </w:r>
     </w:p>
     <w:p>
@@ -21888,6 +23941,7 @@
         </w:rPr>
         <w:t xml:space="preserve">    </w:t>
       </w:r>
+      <w:proofErr w:type="spellStart"/>
       <w:r>
         <w:rPr>
           <w:rFonts w:ascii="Cascadia Mono" w:eastAsiaTheme="minorHAnsi" w:hAnsi="Cascadia Mono" w:cs="Cascadia Mono"/>
@@ -21900,6 +23954,7 @@
         </w:rPr>
         <w:t>return</w:t>
       </w:r>
+      <w:proofErr w:type="spellEnd"/>
       <w:r>
         <w:rPr>
           <w:rFonts w:ascii="Cascadia Mono" w:eastAsiaTheme="minorHAnsi" w:hAnsi="Cascadia Mono" w:cs="Cascadia Mono"/>
